--- a/docs/research/mvp/final/04-security-privacy-pki.docx
+++ b/docs/research/mvp/final/04-security-privacy-pki.docx
@@ -10,7 +10,7 @@
         <w:t xml:space="preserve">Security, Privacy &amp; PKI</w:t>
       </w:r>
     </w:p>
-    <w:bookmarkStart w:id="61" w:name="security-privacy--pki"/>
+    <w:bookmarkStart w:id="82" w:name="security-privacy--pki"/>
     <w:p>
       <w:pPr>
         <w:pStyle w:val="Heading1"/>
@@ -1449,7 +1449,7 @@
     </w:p>
     <w:bookmarkEnd w:id="10"/>
     <w:bookmarkEnd w:id="11"/>
-    <w:bookmarkStart w:id="15" w:name="Xba8b4c928f4b07aa0fe8132e7dbfcb442571b2c"/>
+    <w:bookmarkStart w:id="18" w:name="Xba8b4c928f4b07aa0fe8132e7dbfcb442571b2c"/>
     <w:p>
       <w:pPr>
         <w:pStyle w:val="Heading2"/>
@@ -1458,7 +1458,7 @@
         <w:t xml:space="preserve">1. Trust model &amp; boundaries</w:t>
       </w:r>
     </w:p>
-    <w:bookmarkStart w:id="12" w:name="X1fdd09b50bea7f7183874d8cd00c32d816340ba"/>
+    <w:bookmarkStart w:id="15" w:name="X1fdd09b50bea7f7183874d8cd00c32d816340ba"/>
     <w:p>
       <w:pPr>
         <w:pStyle w:val="Heading3"/>
@@ -1472,29 +1472,176 @@
         <w:pStyle w:val="FirstParagraph"/>
       </w:pPr>
       <w:r>
+        <w:drawing>
+          <wp:inline>
+            <wp:extent cx="5334000" cy="3075214"/>
+            <wp:effectExtent b="0" l="0" r="0" t="0"/>
+            <wp:docPr descr="diagram" title="" id="13" name="Picture"/>
+            <a:graphic>
+              <a:graphicData uri="http://schemas.openxmlformats.org/drawingml/2006/picture">
+                <pic:pic>
+                  <pic:nvPicPr>
+                    <pic:cNvPr descr="/tmp/.private/milosvasic/tmp.BKqNMP8CQO/img/diagram_001_f14394667639.png" id="14" name="Picture"/>
+                    <pic:cNvPicPr>
+                      <a:picLocks noChangeArrowheads="1" noChangeAspect="1"/>
+                    </pic:cNvPicPr>
+                  </pic:nvPicPr>
+                  <pic:blipFill>
+                    <a:blip r:embed="rId12"/>
+                    <a:stretch>
+                      <a:fillRect/>
+                    </a:stretch>
+                  </pic:blipFill>
+                  <pic:spPr bwMode="auto">
+                    <a:xfrm>
+                      <a:off x="0" y="0"/>
+                      <a:ext cx="5334000" cy="3075214"/>
+                    </a:xfrm>
+                    <a:prstGeom prst="rect">
+                      <a:avLst/>
+                    </a:prstGeom>
+                    <a:noFill/>
+                    <a:ln w="9525">
+                      <a:noFill/>
+                      <a:headEnd/>
+                      <a:tailEnd/>
+                    </a:ln>
+                  </pic:spPr>
+                </pic:pic>
+              </a:graphicData>
+            </a:graphic>
+          </wp:inline>
+        </w:drawing>
+      </w:r>
+    </w:p>
+    <w:p>
+      <w:pPr>
+        <w:pStyle w:val="BodyText"/>
+      </w:pPr>
+      <w:r>
         <w:rPr>
           <w:b/>
           <w:bCs/>
         </w:rPr>
-        <w:t xml:space="preserve">[MERMAID RENDER FAILED — block #1]</w:t>
+        <w:t xml:space="preserve">Trust gradient (high→low):</w:t>
+      </w:r>
+      <w:r>
+        <w:t xml:space="preserve"> </w:t>
+      </w:r>
+      <w:r>
+        <w:t xml:space="preserve">the</w:t>
+      </w:r>
+      <w:r>
+        <w:t xml:space="preserve"> </w:t>
+      </w:r>
+      <w:r>
+        <w:rPr>
+          <w:b/>
+          <w:bCs/>
+        </w:rPr>
+        <w:t xml:space="preserve">tenant CA key</w:t>
+      </w:r>
+      <w:r>
+        <w:t xml:space="preserve"> </w:t>
+      </w:r>
+      <w:r>
+        <w:t xml:space="preserve">(root of all device identity) &gt;</w:t>
+      </w:r>
+      <w:r>
+        <w:t xml:space="preserve"> </w:t>
+      </w:r>
+      <w:r>
+        <w:rPr>
+          <w:b/>
+          <w:bCs/>
+        </w:rPr>
+        <w:t xml:space="preserve">Postgres</w:t>
+      </w:r>
+      <w:r>
+        <w:rPr>
+          <w:b/>
+          <w:bCs/>
+        </w:rPr>
+        <w:t xml:space="preserve"> </w:t>
+      </w:r>
+      <w:r>
+        <w:rPr>
+          <w:b/>
+          <w:bCs/>
+        </w:rPr>
+        <w:t xml:space="preserve">control-plane truth</w:t>
+      </w:r>
+      <w:r>
+        <w:t xml:space="preserve"> </w:t>
+      </w:r>
+      <w:r>
+        <w:t xml:space="preserve">&gt;</w:t>
+      </w:r>
+      <w:r>
+        <w:t xml:space="preserve"> </w:t>
+      </w:r>
+      <w:r>
+        <w:rPr>
+          <w:b/>
+          <w:bCs/>
+        </w:rPr>
+        <w:t xml:space="preserve">the Gateway control plane</w:t>
+      </w:r>
+      <w:r>
+        <w:t xml:space="preserve"> </w:t>
+      </w:r>
+      <w:r>
+        <w:t xml:space="preserve">&gt;</w:t>
+      </w:r>
+      <w:r>
+        <w:t xml:space="preserve"> </w:t>
+      </w:r>
+      <w:r>
+        <w:rPr>
+          <w:b/>
+          <w:bCs/>
+        </w:rPr>
+        <w:t xml:space="preserve">the Rust edge</w:t>
+      </w:r>
+      <w:r>
+        <w:t xml:space="preserve"> </w:t>
+      </w:r>
+      <w:r>
+        <w:t xml:space="preserve">(sees only ciphertext)</w:t>
       </w:r>
     </w:p>
     <w:p>
       <w:pPr>
-        <w:pStyle w:val="BodyText"/>
+        <w:pStyle w:val="BlockText"/>
       </w:pPr>
       <w:r>
         <w:rPr>
           <w:b/>
           <w:bCs/>
         </w:rPr>
-        <w:t xml:space="preserve">Trust gradient (high→low):</w:t>
-      </w:r>
-      <w:r>
-        <w:t xml:space="preserve"> </w:t>
-      </w:r>
-      <w:r>
-        <w:t xml:space="preserve">the</w:t>
+        <w:t xml:space="preserve">the Connector</w:t>
+      </w:r>
+      <w:r>
+        <w:t xml:space="preserve"> </w:t>
+      </w:r>
+      <w:r>
+        <w:t xml:space="preserve">(trusted by</w:t>
+      </w:r>
+      <w:r>
+        <w:t xml:space="preserve"> </w:t>
+      </w:r>
+      <w:r>
+        <w:rPr>
+          <w:i/>
+          <w:iCs/>
+        </w:rPr>
+        <w:t xml:space="preserve">its</w:t>
+      </w:r>
+      <w:r>
+        <w:t xml:space="preserve"> </w:t>
+      </w:r>
+      <w:r>
+        <w:t xml:space="preserve">network operator only) &gt;</w:t>
       </w:r>
       <w:r>
         <w:t xml:space="preserve"> </w:t>
@@ -1504,13 +1651,19 @@
           <w:b/>
           <w:bCs/>
         </w:rPr>
-        <w:t xml:space="preserve">tenant CA key</w:t>
-      </w:r>
-      <w:r>
-        <w:t xml:space="preserve"> </w:t>
-      </w:r>
-      <w:r>
-        <w:t xml:space="preserve">(root of all device identity) &gt;</w:t>
+        <w:t xml:space="preserve">the Client device</w:t>
+      </w:r>
+      <w:r>
+        <w:t xml:space="preserve"> </w:t>
+      </w:r>
+      <w:r>
+        <w:t xml:space="preserve">(holds its</w:t>
+      </w:r>
+      <w:r>
+        <w:t xml:space="preserve"> </w:t>
+      </w:r>
+      <w:r>
+        <w:t xml:space="preserve">own private key but is otherwise least-privileged) &gt;</w:t>
       </w:r>
       <w:r>
         <w:t xml:space="preserve"> </w:t>
@@ -1520,141 +1673,23 @@
           <w:b/>
           <w:bCs/>
         </w:rPr>
-        <w:t xml:space="preserve">Postgres</w:t>
-      </w:r>
-      <w:r>
-        <w:rPr>
-          <w:b/>
-          <w:bCs/>
-        </w:rPr>
-        <w:t xml:space="preserve"> </w:t>
-      </w:r>
-      <w:r>
-        <w:rPr>
-          <w:b/>
-          <w:bCs/>
-        </w:rPr>
-        <w:t xml:space="preserve">control-plane truth</w:t>
-      </w:r>
-      <w:r>
-        <w:t xml:space="preserve"> </w:t>
-      </w:r>
-      <w:r>
-        <w:t xml:space="preserve">&gt;</w:t>
-      </w:r>
-      <w:r>
-        <w:t xml:space="preserve"> </w:t>
-      </w:r>
-      <w:r>
-        <w:rPr>
-          <w:b/>
-          <w:bCs/>
-        </w:rPr>
-        <w:t xml:space="preserve">the Gateway control plane</w:t>
-      </w:r>
-      <w:r>
-        <w:t xml:space="preserve"> </w:t>
-      </w:r>
-      <w:r>
-        <w:t xml:space="preserve">&gt;</w:t>
-      </w:r>
-      <w:r>
-        <w:t xml:space="preserve"> </w:t>
-      </w:r>
-      <w:r>
-        <w:rPr>
-          <w:b/>
-          <w:bCs/>
-        </w:rPr>
-        <w:t xml:space="preserve">the Rust edge</w:t>
-      </w:r>
-      <w:r>
-        <w:t xml:space="preserve"> </w:t>
-      </w:r>
-      <w:r>
-        <w:t xml:space="preserve">(sees only ciphertext)</w:t>
+        <w:t xml:space="preserve">the network</w:t>
+      </w:r>
+      <w:r>
+        <w:t xml:space="preserve"> </w:t>
+      </w:r>
+      <w:r>
+        <w:t xml:space="preserve">(fully untrusted)</w:t>
+      </w:r>
+      <w:r>
+        <w:t xml:space="preserve"> </w:t>
+      </w:r>
+      <w:r>
+        <w:t xml:space="preserve">[04_ARCH §7, research-pki_pq_nat].</w:t>
       </w:r>
     </w:p>
-    <w:p>
-      <w:pPr>
-        <w:pStyle w:val="BlockText"/>
-      </w:pPr>
-      <w:r>
-        <w:rPr>
-          <w:b/>
-          <w:bCs/>
-        </w:rPr>
-        <w:t xml:space="preserve">the Connector</w:t>
-      </w:r>
-      <w:r>
-        <w:t xml:space="preserve"> </w:t>
-      </w:r>
-      <w:r>
-        <w:t xml:space="preserve">(trusted by</w:t>
-      </w:r>
-      <w:r>
-        <w:t xml:space="preserve"> </w:t>
-      </w:r>
-      <w:r>
-        <w:rPr>
-          <w:i/>
-          <w:iCs/>
-        </w:rPr>
-        <w:t xml:space="preserve">its</w:t>
-      </w:r>
-      <w:r>
-        <w:t xml:space="preserve"> </w:t>
-      </w:r>
-      <w:r>
-        <w:t xml:space="preserve">network operator only) &gt;</w:t>
-      </w:r>
-      <w:r>
-        <w:t xml:space="preserve"> </w:t>
-      </w:r>
-      <w:r>
-        <w:rPr>
-          <w:b/>
-          <w:bCs/>
-        </w:rPr>
-        <w:t xml:space="preserve">the Client device</w:t>
-      </w:r>
-      <w:r>
-        <w:t xml:space="preserve"> </w:t>
-      </w:r>
-      <w:r>
-        <w:t xml:space="preserve">(holds its</w:t>
-      </w:r>
-      <w:r>
-        <w:t xml:space="preserve"> </w:t>
-      </w:r>
-      <w:r>
-        <w:t xml:space="preserve">own private key but is otherwise least-privileged) &gt;</w:t>
-      </w:r>
-      <w:r>
-        <w:t xml:space="preserve"> </w:t>
-      </w:r>
-      <w:r>
-        <w:rPr>
-          <w:b/>
-          <w:bCs/>
-        </w:rPr>
-        <w:t xml:space="preserve">the network</w:t>
-      </w:r>
-      <w:r>
-        <w:t xml:space="preserve"> </w:t>
-      </w:r>
-      <w:r>
-        <w:t xml:space="preserve">(fully untrusted)</w:t>
-      </w:r>
-      <w:r>
-        <w:t xml:space="preserve"> </w:t>
-      </w:r>
-      <w:r>
-        <w:t xml:space="preserve">[04_ARCH §7, research-pki_pq_nat].</w:t>
-      </w:r>
-    </w:p>
-    <w:bookmarkEnd w:id="12"/>
-    <w:bookmarkStart w:id="13" w:name="X2a5a0107750e5c56f3017c7c4f0c14a79aedc73"/>
+    <w:bookmarkEnd w:id="15"/>
+    <w:bookmarkStart w:id="16" w:name="X2a5a0107750e5c56f3017c7c4f0c14a79aedc73"/>
     <w:p>
       <w:pPr>
         <w:pStyle w:val="Heading3"/>
@@ -2016,8 +2051,8 @@
         <w:t xml:space="preserve">them [04_ARCH §7, S2/S4].</w:t>
       </w:r>
     </w:p>
-    <w:bookmarkEnd w:id="13"/>
-    <w:bookmarkStart w:id="14" w:name="Xb5ea691a45935da2d353cc06e37245f511e5d71"/>
+    <w:bookmarkEnd w:id="16"/>
+    <w:bookmarkStart w:id="17" w:name="Xb5ea691a45935da2d353cc06e37245f511e5d71"/>
     <w:p>
       <w:pPr>
         <w:pStyle w:val="Heading3"/>
@@ -2238,9 +2273,9 @@
         </w:pict>
       </w:r>
     </w:p>
-    <w:bookmarkEnd w:id="14"/>
-    <w:bookmarkEnd w:id="15"/>
-    <w:bookmarkStart w:id="19" w:name="X5bb294193ea0da190b4c9e5e21ad0554a24f6a7"/>
+    <w:bookmarkEnd w:id="17"/>
+    <w:bookmarkEnd w:id="18"/>
+    <w:bookmarkStart w:id="22" w:name="X5bb294193ea0da190b4c9e5e21ad0554a24f6a7"/>
     <w:p>
       <w:pPr>
         <w:pStyle w:val="Heading2"/>
@@ -2278,7 +2313,7 @@
         <w:t xml:space="preserve">chain [04_P1 §6.1].</w:t>
       </w:r>
     </w:p>
-    <w:bookmarkStart w:id="16" w:name="X076362c4b1da39c28b5ca7e6e237f0078fbd151"/>
+    <w:bookmarkStart w:id="19" w:name="X076362c4b1da39c28b5ca7e6e237f0078fbd151"/>
     <w:p>
       <w:pPr>
         <w:pStyle w:val="Heading3"/>
@@ -2995,8 +3030,8 @@
         <w:t xml:space="preserve">}</w:t>
       </w:r>
     </w:p>
-    <w:bookmarkEnd w:id="16"/>
-    <w:bookmarkStart w:id="17" w:name="X59ffcec37d9e8ce0d6eaa89ba1fc03102189cb2"/>
+    <w:bookmarkEnd w:id="19"/>
+    <w:bookmarkStart w:id="20" w:name="X59ffcec37d9e8ce0d6eaa89ba1fc03102189cb2"/>
     <w:p>
       <w:pPr>
         <w:pStyle w:val="Heading3"/>
@@ -3946,8 +3981,8 @@
         <w:t xml:space="preserve">-- lookup is by constant-time hash compare over candidate rows, never by plaintext index.</w:t>
       </w:r>
     </w:p>
-    <w:bookmarkEnd w:id="17"/>
-    <w:bookmarkStart w:id="18" w:name="Xb73708dbc01e0469fe32d77f917dfa909fb13bd"/>
+    <w:bookmarkEnd w:id="20"/>
+    <w:bookmarkStart w:id="21" w:name="Xb73708dbc01e0469fe32d77f917dfa909fb13bd"/>
     <w:p>
       <w:pPr>
         <w:pStyle w:val="Heading3"/>
@@ -3993,9 +4028,9 @@
         </w:pict>
       </w:r>
     </w:p>
-    <w:bookmarkEnd w:id="18"/>
-    <w:bookmarkEnd w:id="19"/>
-    <w:bookmarkStart w:id="25" w:name="X89b28932a9351be7ac465d89cc2afa9462517c5"/>
+    <w:bookmarkEnd w:id="21"/>
+    <w:bookmarkEnd w:id="22"/>
+    <w:bookmarkStart w:id="31" w:name="X89b28932a9351be7ac465d89cc2afa9462517c5"/>
     <w:p>
       <w:pPr>
         <w:pStyle w:val="Heading2"/>
@@ -4034,7 +4069,7 @@
         <w:t xml:space="preserve">unauthenticated party being able to enroll [04_P1 §6.2].</w:t>
       </w:r>
     </w:p>
-    <w:bookmarkStart w:id="20" w:name="Xec1ef379bde32f37cf8cb99cbf61c7d09db157f"/>
+    <w:bookmarkStart w:id="26" w:name="Xec1ef379bde32f37cf8cb99cbf61c7d09db157f"/>
     <w:p>
       <w:pPr>
         <w:pStyle w:val="Heading3"/>
@@ -4048,2101 +4083,2136 @@
         <w:pStyle w:val="FirstParagraph"/>
       </w:pPr>
       <w:r>
+        <w:drawing>
+          <wp:inline>
+            <wp:extent cx="5334000" cy="3211285"/>
+            <wp:effectExtent b="0" l="0" r="0" t="0"/>
+            <wp:docPr descr="diagram" title="" id="24" name="Picture"/>
+            <a:graphic>
+              <a:graphicData uri="http://schemas.openxmlformats.org/drawingml/2006/picture">
+                <pic:pic>
+                  <pic:nvPicPr>
+                    <pic:cNvPr descr="/tmp/.private/milosvasic/tmp.BKqNMP8CQO/img/diagram_002_804fa666c412.png" id="25" name="Picture"/>
+                    <pic:cNvPicPr>
+                      <a:picLocks noChangeArrowheads="1" noChangeAspect="1"/>
+                    </pic:cNvPicPr>
+                  </pic:nvPicPr>
+                  <pic:blipFill>
+                    <a:blip r:embed="rId23"/>
+                    <a:stretch>
+                      <a:fillRect/>
+                    </a:stretch>
+                  </pic:blipFill>
+                  <pic:spPr bwMode="auto">
+                    <a:xfrm>
+                      <a:off x="0" y="0"/>
+                      <a:ext cx="5334000" cy="3211285"/>
+                    </a:xfrm>
+                    <a:prstGeom prst="rect">
+                      <a:avLst/>
+                    </a:prstGeom>
+                    <a:noFill/>
+                    <a:ln w="9525">
+                      <a:noFill/>
+                      <a:headEnd/>
+                      <a:tailEnd/>
+                    </a:ln>
+                  </pic:spPr>
+                </pic:pic>
+              </a:graphicData>
+            </a:graphic>
+          </wp:inline>
+        </w:drawing>
+      </w:r>
+    </w:p>
+    <w:bookmarkEnd w:id="26"/>
+    <w:bookmarkStart w:id="27" w:name="X5d8aa86861a7d146b4f0fd7cdcc71e8069ce48c"/>
+    <w:p>
+      <w:pPr>
+        <w:pStyle w:val="Heading3"/>
+      </w:pPr>
+      <w:r>
+        <w:t xml:space="preserve">3.2 The</w:t>
+      </w:r>
+      <w:r>
+        <w:t xml:space="preserve"> </w:t>
+      </w:r>
+      <w:r>
+        <w:rPr>
+          <w:rStyle w:val="VerbatimChar"/>
+        </w:rPr>
+        <w:t xml:space="preserve">Enroll</w:t>
+      </w:r>
+      <w:r>
+        <w:t xml:space="preserve"> </w:t>
+      </w:r>
+      <w:r>
+        <w:t xml:space="preserve">RPC (protobuf — extends doc 03)</w:t>
+      </w:r>
+    </w:p>
+    <w:p>
+      <w:pPr>
+        <w:pStyle w:val="FirstParagraph"/>
+      </w:pPr>
+      <w:r>
+        <w:t xml:space="preserve">Doc 03 defines the</w:t>
+      </w:r>
+      <w:r>
+        <w:t xml:space="preserve"> </w:t>
+      </w:r>
+      <w:r>
+        <w:rPr>
+          <w:rStyle w:val="VerbatimChar"/>
+        </w:rPr>
+        <w:t xml:space="preserve">Coordinator</w:t>
+      </w:r>
+      <w:r>
+        <w:t xml:space="preserve"> </w:t>
+      </w:r>
+      <w:r>
+        <w:t xml:space="preserve">service; this document adds the CSR field so the device cert</w:t>
+      </w:r>
+      <w:r>
+        <w:t xml:space="preserve"> </w:t>
+      </w:r>
+      <w:r>
+        <w:t xml:space="preserve">is minted from a device-held private key (proof-of-possession), not handed a server-generated key.</w:t>
+      </w:r>
+    </w:p>
+    <w:p>
+      <w:pPr>
+        <w:pStyle w:val="SourceCode"/>
+      </w:pPr>
+      <w:r>
+        <w:rPr>
+          <w:rStyle w:val="CommentTok"/>
+        </w:rPr>
+        <w:t xml:space="preserve">// helix-proto/coordinator.proto  (security additions to the Enroll messages)</w:t>
+      </w:r>
+      <w:r>
+        <w:br/>
+      </w:r>
+      <w:r>
+        <w:rPr>
+          <w:rStyle w:val="KeywordTok"/>
+        </w:rPr>
+        <w:t xml:space="preserve">message</w:t>
+      </w:r>
+      <w:r>
+        <w:rPr>
+          <w:rStyle w:val="NormalTok"/>
+        </w:rPr>
+        <w:t xml:space="preserve"> EnrollRequest {</w:t>
+      </w:r>
+      <w:r>
+        <w:br/>
+      </w:r>
+      <w:r>
+        <w:rPr>
+          <w:rStyle w:val="NormalTok"/>
+        </w:rPr>
+        <w:t xml:space="preserve">  </w:t>
+      </w:r>
+      <w:r>
+        <w:rPr>
+          <w:rStyle w:val="DataTypeTok"/>
+        </w:rPr>
+        <w:t xml:space="preserve">string</w:t>
+      </w:r>
+      <w:r>
+        <w:rPr>
+          <w:rStyle w:val="NormalTok"/>
+        </w:rPr>
+        <w:t xml:space="preserve">     enroll_token </w:t>
+      </w:r>
+      <w:r>
+        <w:rPr>
+          <w:rStyle w:val="OperatorTok"/>
+        </w:rPr>
+        <w:t xml:space="preserve">=</w:t>
+      </w:r>
+      <w:r>
+        <w:rPr>
+          <w:rStyle w:val="NormalTok"/>
+        </w:rPr>
+        <w:t xml:space="preserve"> </w:t>
+      </w:r>
+      <w:r>
+        <w:rPr>
+          <w:rStyle w:val="DecValTok"/>
+        </w:rPr>
+        <w:t xml:space="preserve">1</w:t>
+      </w:r>
+      <w:r>
+        <w:rPr>
+          <w:rStyle w:val="NormalTok"/>
+        </w:rPr>
+        <w:t xml:space="preserve">;  </w:t>
+      </w:r>
+      <w:r>
+        <w:rPr>
+          <w:rStyle w:val="CommentTok"/>
+        </w:rPr>
+        <w:t xml:space="preserve">// single/bounded-use, TTL'd; verified by hash (§2.2)</w:t>
+      </w:r>
+      <w:r>
+        <w:br/>
+      </w:r>
+      <w:r>
+        <w:rPr>
+          <w:rStyle w:val="NormalTok"/>
+        </w:rPr>
+        <w:t xml:space="preserve">  </w:t>
+      </w:r>
+      <w:r>
+        <w:rPr>
+          <w:rStyle w:val="DataTypeTok"/>
+        </w:rPr>
+        <w:t xml:space="preserve">bytes</w:t>
+      </w:r>
+      <w:r>
+        <w:rPr>
+          <w:rStyle w:val="NormalTok"/>
+        </w:rPr>
+        <w:t xml:space="preserve">      wg_pubkey    </w:t>
+      </w:r>
+      <w:r>
+        <w:rPr>
+          <w:rStyle w:val="OperatorTok"/>
+        </w:rPr>
+        <w:t xml:space="preserve">=</w:t>
+      </w:r>
+      <w:r>
+        <w:rPr>
+          <w:rStyle w:val="NormalTok"/>
+        </w:rPr>
+        <w:t xml:space="preserve"> </w:t>
+      </w:r>
+      <w:r>
+        <w:rPr>
+          <w:rStyle w:val="DecValTok"/>
+        </w:rPr>
+        <w:t xml:space="preserve">2</w:t>
+      </w:r>
+      <w:r>
+        <w:rPr>
+          <w:rStyle w:val="NormalTok"/>
+        </w:rPr>
+        <w:t xml:space="preserve">;  </w:t>
+      </w:r>
+      <w:r>
+        <w:rPr>
+          <w:rStyle w:val="CommentTok"/>
+        </w:rPr>
+        <w:t xml:space="preserve">// 32-byte Curve25519 PUBLIC key; private stays on device (S2)</w:t>
+      </w:r>
+      <w:r>
+        <w:br/>
+      </w:r>
+      <w:r>
+        <w:rPr>
+          <w:rStyle w:val="NormalTok"/>
+        </w:rPr>
+        <w:t xml:space="preserve">  </w:t>
+      </w:r>
+      <w:r>
+        <w:rPr>
+          <w:rStyle w:val="DataTypeTok"/>
+        </w:rPr>
+        <w:t xml:space="preserve">bytes</w:t>
+      </w:r>
+      <w:r>
+        <w:rPr>
+          <w:rStyle w:val="NormalTok"/>
+        </w:rPr>
+        <w:t xml:space="preserve">      csr          </w:t>
+      </w:r>
+      <w:r>
+        <w:rPr>
+          <w:rStyle w:val="OperatorTok"/>
+        </w:rPr>
+        <w:t xml:space="preserve">=</w:t>
+      </w:r>
+      <w:r>
+        <w:rPr>
+          <w:rStyle w:val="NormalTok"/>
+        </w:rPr>
+        <w:t xml:space="preserve"> </w:t>
+      </w:r>
+      <w:r>
+        <w:rPr>
+          <w:rStyle w:val="DecValTok"/>
+        </w:rPr>
+        <w:t xml:space="preserve">3</w:t>
+      </w:r>
+      <w:r>
+        <w:rPr>
+          <w:rStyle w:val="NormalTok"/>
+        </w:rPr>
+        <w:t xml:space="preserve">;  </w:t>
+      </w:r>
+      <w:r>
+        <w:rPr>
+          <w:rStyle w:val="CommentTok"/>
+        </w:rPr>
+        <w:t xml:space="preserve">// PKCS#10 CSR, Ed25519 leaf key generated on device (S2)</w:t>
+      </w:r>
+      <w:r>
+        <w:br/>
+      </w:r>
+      <w:r>
+        <w:rPr>
+          <w:rStyle w:val="NormalTok"/>
+        </w:rPr>
+        <w:t xml:space="preserve">  </w:t>
+      </w:r>
+      <w:r>
+        <w:rPr>
+          <w:rStyle w:val="DataTypeTok"/>
+        </w:rPr>
+        <w:t xml:space="preserve">string</w:t>
+      </w:r>
+      <w:r>
+        <w:rPr>
+          <w:rStyle w:val="NormalTok"/>
+        </w:rPr>
+        <w:t xml:space="preserve">     os           </w:t>
+      </w:r>
+      <w:r>
+        <w:rPr>
+          <w:rStyle w:val="OperatorTok"/>
+        </w:rPr>
+        <w:t xml:space="preserve">=</w:t>
+      </w:r>
+      <w:r>
+        <w:rPr>
+          <w:rStyle w:val="NormalTok"/>
+        </w:rPr>
+        <w:t xml:space="preserve"> </w:t>
+      </w:r>
+      <w:r>
+        <w:rPr>
+          <w:rStyle w:val="DecValTok"/>
+        </w:rPr>
+        <w:t xml:space="preserve">4</w:t>
+      </w:r>
+      <w:r>
+        <w:rPr>
+          <w:rStyle w:val="NormalTok"/>
+        </w:rPr>
+        <w:t xml:space="preserve">;  </w:t>
+      </w:r>
+      <w:r>
+        <w:rPr>
+          <w:rStyle w:val="CommentTok"/>
+        </w:rPr>
+        <w:t xml:space="preserve">// ios|android|linux|windows|macos|harmonyos|aurora</w:t>
+      </w:r>
+      <w:r>
+        <w:br/>
+      </w:r>
+      <w:r>
+        <w:rPr>
+          <w:rStyle w:val="NormalTok"/>
+        </w:rPr>
+        <w:t xml:space="preserve">  </w:t>
+      </w:r>
+      <w:r>
+        <w:rPr>
+          <w:rStyle w:val="DataTypeTok"/>
+        </w:rPr>
+        <w:t xml:space="preserve">string</w:t>
+      </w:r>
+      <w:r>
+        <w:rPr>
+          <w:rStyle w:val="NormalTok"/>
+        </w:rPr>
+        <w:t xml:space="preserve">     name         </w:t>
+      </w:r>
+      <w:r>
+        <w:rPr>
+          <w:rStyle w:val="OperatorTok"/>
+        </w:rPr>
+        <w:t xml:space="preserve">=</w:t>
+      </w:r>
+      <w:r>
+        <w:rPr>
+          <w:rStyle w:val="NormalTok"/>
+        </w:rPr>
+        <w:t xml:space="preserve"> </w:t>
+      </w:r>
+      <w:r>
+        <w:rPr>
+          <w:rStyle w:val="DecValTok"/>
+        </w:rPr>
+        <w:t xml:space="preserve">5</w:t>
+      </w:r>
+      <w:r>
+        <w:rPr>
+          <w:rStyle w:val="NormalTok"/>
+        </w:rPr>
+        <w:t xml:space="preserve">;</w:t>
+      </w:r>
+      <w:r>
+        <w:br/>
+      </w:r>
+      <w:r>
+        <w:rPr>
+          <w:rStyle w:val="NormalTok"/>
+        </w:rPr>
+        <w:t xml:space="preserve">  DeviceKind kind         </w:t>
+      </w:r>
+      <w:r>
+        <w:rPr>
+          <w:rStyle w:val="OperatorTok"/>
+        </w:rPr>
+        <w:t xml:space="preserve">=</w:t>
+      </w:r>
+      <w:r>
+        <w:rPr>
+          <w:rStyle w:val="NormalTok"/>
+        </w:rPr>
+        <w:t xml:space="preserve"> </w:t>
+      </w:r>
+      <w:r>
+        <w:rPr>
+          <w:rStyle w:val="DecValTok"/>
+        </w:rPr>
+        <w:t xml:space="preserve">6</w:t>
+      </w:r>
+      <w:r>
+        <w:rPr>
+          <w:rStyle w:val="NormalTok"/>
+        </w:rPr>
+        <w:t xml:space="preserve">;</w:t>
+      </w:r>
+      <w:r>
+        <w:br/>
+      </w:r>
+      <w:r>
+        <w:rPr>
+          <w:rStyle w:val="NormalTok"/>
+        </w:rPr>
+        <w:t xml:space="preserve">  </w:t>
+      </w:r>
+      <w:r>
+        <w:rPr>
+          <w:rStyle w:val="CommentTok"/>
+        </w:rPr>
+        <w:t xml:space="preserve">// OPTIONAL device-attestation evidence (Phase 2): platform key attestation blob.</w:t>
+      </w:r>
+      <w:r>
+        <w:br/>
+      </w:r>
+      <w:r>
+        <w:rPr>
+          <w:rStyle w:val="NormalTok"/>
+        </w:rPr>
+        <w:t xml:space="preserve">  </w:t>
+      </w:r>
+      <w:r>
+        <w:rPr>
+          <w:rStyle w:val="DataTypeTok"/>
+        </w:rPr>
+        <w:t xml:space="preserve">bytes</w:t>
+      </w:r>
+      <w:r>
+        <w:rPr>
+          <w:rStyle w:val="NormalTok"/>
+        </w:rPr>
+        <w:t xml:space="preserve">      attestation  </w:t>
+      </w:r>
+      <w:r>
+        <w:rPr>
+          <w:rStyle w:val="OperatorTok"/>
+        </w:rPr>
+        <w:t xml:space="preserve">=</w:t>
+      </w:r>
+      <w:r>
+        <w:rPr>
+          <w:rStyle w:val="NormalTok"/>
+        </w:rPr>
+        <w:t xml:space="preserve"> </w:t>
+      </w:r>
+      <w:r>
+        <w:rPr>
+          <w:rStyle w:val="DecValTok"/>
+        </w:rPr>
+        <w:t xml:space="preserve">7</w:t>
+      </w:r>
+      <w:r>
+        <w:rPr>
+          <w:rStyle w:val="NormalTok"/>
+        </w:rPr>
+        <w:t xml:space="preserve">;  </w:t>
+      </w:r>
+      <w:r>
+        <w:rPr>
+          <w:rStyle w:val="CommentTok"/>
+        </w:rPr>
+        <w:t xml:space="preserve">// empty in MVP; verified in Phase 2 (§3.5)</w:t>
+      </w:r>
+      <w:r>
+        <w:br/>
+      </w:r>
+      <w:r>
+        <w:rPr>
+          <w:rStyle w:val="NormalTok"/>
+        </w:rPr>
+        <w:t xml:space="preserve">}</w:t>
+      </w:r>
+      <w:r>
+        <w:br/>
+      </w:r>
+      <w:r>
+        <w:br/>
+      </w:r>
+      <w:r>
+        <w:rPr>
+          <w:rStyle w:val="KeywordTok"/>
+        </w:rPr>
+        <w:t xml:space="preserve">message</w:t>
+      </w:r>
+      <w:r>
+        <w:rPr>
+          <w:rStyle w:val="NormalTok"/>
+        </w:rPr>
+        <w:t xml:space="preserve"> EnrollResponse {</w:t>
+      </w:r>
+      <w:r>
+        <w:br/>
+      </w:r>
+      <w:r>
+        <w:rPr>
+          <w:rStyle w:val="NormalTok"/>
+        </w:rPr>
+        <w:t xml:space="preserve">  </w:t>
+      </w:r>
+      <w:r>
+        <w:rPr>
+          <w:rStyle w:val="DataTypeTok"/>
+        </w:rPr>
+        <w:t xml:space="preserve">string</w:t>
+      </w:r>
+      <w:r>
+        <w:rPr>
+          <w:rStyle w:val="NormalTok"/>
+        </w:rPr>
+        <w:t xml:space="preserve">      device_id   </w:t>
+      </w:r>
+      <w:r>
+        <w:rPr>
+          <w:rStyle w:val="OperatorTok"/>
+        </w:rPr>
+        <w:t xml:space="preserve">=</w:t>
+      </w:r>
+      <w:r>
+        <w:rPr>
+          <w:rStyle w:val="NormalTok"/>
+        </w:rPr>
+        <w:t xml:space="preserve"> </w:t>
+      </w:r>
+      <w:r>
+        <w:rPr>
+          <w:rStyle w:val="DecValTok"/>
+        </w:rPr>
+        <w:t xml:space="preserve">1</w:t>
+      </w:r>
+      <w:r>
+        <w:rPr>
+          <w:rStyle w:val="NormalTok"/>
+        </w:rPr>
+        <w:t xml:space="preserve">;</w:t>
+      </w:r>
+      <w:r>
+        <w:br/>
+      </w:r>
+      <w:r>
+        <w:rPr>
+          <w:rStyle w:val="NormalTok"/>
+        </w:rPr>
+        <w:t xml:space="preserve">  </w:t>
+      </w:r>
+      <w:r>
+        <w:rPr>
+          <w:rStyle w:val="DataTypeTok"/>
+        </w:rPr>
+        <w:t xml:space="preserve">string</w:t>
+      </w:r>
+      <w:r>
+        <w:rPr>
+          <w:rStyle w:val="NormalTok"/>
+        </w:rPr>
+        <w:t xml:space="preserve">      overlay_ip  </w:t>
+      </w:r>
+      <w:r>
+        <w:rPr>
+          <w:rStyle w:val="OperatorTok"/>
+        </w:rPr>
+        <w:t xml:space="preserve">=</w:t>
+      </w:r>
+      <w:r>
+        <w:rPr>
+          <w:rStyle w:val="NormalTok"/>
+        </w:rPr>
+        <w:t xml:space="preserve"> </w:t>
+      </w:r>
+      <w:r>
+        <w:rPr>
+          <w:rStyle w:val="DecValTok"/>
+        </w:rPr>
+        <w:t xml:space="preserve">2</w:t>
+      </w:r>
+      <w:r>
+        <w:rPr>
+          <w:rStyle w:val="NormalTok"/>
+        </w:rPr>
+        <w:t xml:space="preserve">;  </w:t>
+      </w:r>
+      <w:r>
+        <w:rPr>
+          <w:rStyle w:val="CommentTok"/>
+        </w:rPr>
+        <w:t xml:space="preserve">// e.g. "fd7a:helix:1::2"</w:t>
+      </w:r>
+      <w:r>
+        <w:br/>
+      </w:r>
+      <w:r>
+        <w:rPr>
+          <w:rStyle w:val="NormalTok"/>
+        </w:rPr>
+        <w:t xml:space="preserve">  </w:t>
+      </w:r>
+      <w:r>
+        <w:rPr>
+          <w:rStyle w:val="DataTypeTok"/>
+        </w:rPr>
+        <w:t xml:space="preserve">bytes</w:t>
+      </w:r>
+      <w:r>
+        <w:rPr>
+          <w:rStyle w:val="NormalTok"/>
+        </w:rPr>
+        <w:t xml:space="preserve">       device_cert </w:t>
+      </w:r>
+      <w:r>
+        <w:rPr>
+          <w:rStyle w:val="OperatorTok"/>
+        </w:rPr>
+        <w:t xml:space="preserve">=</w:t>
+      </w:r>
+      <w:r>
+        <w:rPr>
+          <w:rStyle w:val="NormalTok"/>
+        </w:rPr>
+        <w:t xml:space="preserve"> </w:t>
+      </w:r>
+      <w:r>
+        <w:rPr>
+          <w:rStyle w:val="DecValTok"/>
+        </w:rPr>
+        <w:t xml:space="preserve">3</w:t>
+      </w:r>
+      <w:r>
+        <w:rPr>
+          <w:rStyle w:val="NormalTok"/>
+        </w:rPr>
+        <w:t xml:space="preserve">;  </w:t>
+      </w:r>
+      <w:r>
+        <w:rPr>
+          <w:rStyle w:val="CommentTok"/>
+        </w:rPr>
+        <w:t xml:space="preserve">// X.509 leaf, signed by tenant CA, not_after = now+24h</w:t>
+      </w:r>
+      <w:r>
+        <w:br/>
+      </w:r>
+      <w:r>
+        <w:rPr>
+          <w:rStyle w:val="NormalTok"/>
+        </w:rPr>
+        <w:t xml:space="preserve">  </w:t>
+      </w:r>
+      <w:r>
+        <w:rPr>
+          <w:rStyle w:val="KeywordTok"/>
+        </w:rPr>
+        <w:t xml:space="preserve">repeated</w:t>
+      </w:r>
+      <w:r>
+        <w:rPr>
+          <w:rStyle w:val="NormalTok"/>
+        </w:rPr>
+        <w:t xml:space="preserve"> </w:t>
+      </w:r>
+      <w:r>
+        <w:rPr>
+          <w:rStyle w:val="DataTypeTok"/>
+        </w:rPr>
+        <w:t xml:space="preserve">bytes</w:t>
+      </w:r>
+      <w:r>
+        <w:rPr>
+          <w:rStyle w:val="NormalTok"/>
+        </w:rPr>
+        <w:t xml:space="preserve"> ca_chain </w:t>
+      </w:r>
+      <w:r>
+        <w:rPr>
+          <w:rStyle w:val="OperatorTok"/>
+        </w:rPr>
+        <w:t xml:space="preserve">=</w:t>
+      </w:r>
+      <w:r>
+        <w:rPr>
+          <w:rStyle w:val="NormalTok"/>
+        </w:rPr>
+        <w:t xml:space="preserve"> </w:t>
+      </w:r>
+      <w:r>
+        <w:rPr>
+          <w:rStyle w:val="DecValTok"/>
+        </w:rPr>
+        <w:t xml:space="preserve">4</w:t>
+      </w:r>
+      <w:r>
+        <w:rPr>
+          <w:rStyle w:val="NormalTok"/>
+        </w:rPr>
+        <w:t xml:space="preserve">;  </w:t>
+      </w:r>
+      <w:r>
+        <w:rPr>
+          <w:rStyle w:val="CommentTok"/>
+        </w:rPr>
+        <w:t xml:space="preserve">// tenant CA (+ intermediate if used) for pinning</w:t>
+      </w:r>
+      <w:r>
+        <w:br/>
+      </w:r>
+      <w:r>
+        <w:rPr>
+          <w:rStyle w:val="NormalTok"/>
+        </w:rPr>
+        <w:t xml:space="preserve">  GatewayInfo gateway     </w:t>
+      </w:r>
+      <w:r>
+        <w:rPr>
+          <w:rStyle w:val="OperatorTok"/>
+        </w:rPr>
+        <w:t xml:space="preserve">=</w:t>
+      </w:r>
+      <w:r>
+        <w:rPr>
+          <w:rStyle w:val="NormalTok"/>
+        </w:rPr>
+        <w:t xml:space="preserve"> </w:t>
+      </w:r>
+      <w:r>
+        <w:rPr>
+          <w:rStyle w:val="DecValTok"/>
+        </w:rPr>
+        <w:t xml:space="preserve">5</w:t>
+      </w:r>
+      <w:r>
+        <w:rPr>
+          <w:rStyle w:val="NormalTok"/>
+        </w:rPr>
+        <w:t xml:space="preserve">;</w:t>
+      </w:r>
+      <w:r>
+        <w:br/>
+      </w:r>
+      <w:r>
+        <w:rPr>
+          <w:rStyle w:val="NormalTok"/>
+        </w:rPr>
+        <w:t xml:space="preserve">  </w:t>
+      </w:r>
+      <w:r>
+        <w:rPr>
+          <w:rStyle w:val="DataTypeTok"/>
+        </w:rPr>
+        <w:t xml:space="preserve">uint32</w:t>
+      </w:r>
+      <w:r>
+        <w:rPr>
+          <w:rStyle w:val="NormalTok"/>
+        </w:rPr>
+        <w:t xml:space="preserve">      cert_ttl_s  </w:t>
+      </w:r>
+      <w:r>
+        <w:rPr>
+          <w:rStyle w:val="OperatorTok"/>
+        </w:rPr>
+        <w:t xml:space="preserve">=</w:t>
+      </w:r>
+      <w:r>
+        <w:rPr>
+          <w:rStyle w:val="NormalTok"/>
+        </w:rPr>
+        <w:t xml:space="preserve"> </w:t>
+      </w:r>
+      <w:r>
+        <w:rPr>
+          <w:rStyle w:val="DecValTok"/>
+        </w:rPr>
+        <w:t xml:space="preserve">6</w:t>
+      </w:r>
+      <w:r>
+        <w:rPr>
+          <w:rStyle w:val="NormalTok"/>
+        </w:rPr>
+        <w:t xml:space="preserve">;  </w:t>
+      </w:r>
+      <w:r>
+        <w:rPr>
+          <w:rStyle w:val="CommentTok"/>
+        </w:rPr>
+        <w:t xml:space="preserve">// renew-before window hint for the core</w:t>
+      </w:r>
+      <w:r>
+        <w:br/>
+      </w:r>
+      <w:r>
+        <w:rPr>
+          <w:rStyle w:val="NormalTok"/>
+        </w:rPr>
+        <w:t xml:space="preserve">}</w:t>
+      </w:r>
+    </w:p>
+    <w:bookmarkEnd w:id="27"/>
+    <w:bookmarkStart w:id="28" w:name="X45dccfef5de4452a9c1df2659328e73202004f0"/>
+    <w:p>
+      <w:pPr>
+        <w:pStyle w:val="Heading3"/>
+      </w:pPr>
+      <w:r>
+        <w:t xml:space="preserve">3.3 Device-side key handling (Rust skeleton,</w:t>
+      </w:r>
+      <w:r>
+        <w:t xml:space="preserve"> </w:t>
+      </w:r>
+      <w:r>
+        <w:rPr>
+          <w:rStyle w:val="VerbatimChar"/>
+        </w:rPr>
+        <w:t xml:space="preserve">helix-core</w:t>
+      </w:r>
+      <w:r>
+        <w:t xml:space="preserve">)</w:t>
+      </w:r>
+    </w:p>
+    <w:p>
+      <w:pPr>
+        <w:pStyle w:val="FirstParagraph"/>
+      </w:pPr>
+      <w:r>
+        <w:t xml:space="preserve">The device generates</w:t>
+      </w:r>
+      <w:r>
+        <w:t xml:space="preserve"> </w:t>
+      </w:r>
+      <w:r>
         <w:rPr>
           <w:b/>
           <w:bCs/>
         </w:rPr>
-        <w:t xml:space="preserve">[MERMAID RENDER FAILED — block #2]</w:t>
-      </w:r>
-    </w:p>
-    <w:bookmarkEnd w:id="20"/>
-    <w:bookmarkStart w:id="21" w:name="X5d8aa86861a7d146b4f0fd7cdcc71e8069ce48c"/>
-    <w:p>
-      <w:pPr>
-        <w:pStyle w:val="Heading3"/>
-      </w:pPr>
-      <w:r>
-        <w:t xml:space="preserve">3.2 The</w:t>
-      </w:r>
-      <w:r>
-        <w:t xml:space="preserve"> </w:t>
-      </w:r>
-      <w:r>
-        <w:rPr>
-          <w:rStyle w:val="VerbatimChar"/>
-        </w:rPr>
-        <w:t xml:space="preserve">Enroll</w:t>
-      </w:r>
-      <w:r>
-        <w:t xml:space="preserve"> </w:t>
-      </w:r>
-      <w:r>
-        <w:t xml:space="preserve">RPC (protobuf — extends doc 03)</w:t>
+        <w:t xml:space="preserve">two</w:t>
+      </w:r>
+      <w:r>
+        <w:t xml:space="preserve"> </w:t>
+      </w:r>
+      <w:r>
+        <w:t xml:space="preserve">keypairs locally: the long-lived</w:t>
+      </w:r>
+      <w:r>
+        <w:t xml:space="preserve"> </w:t>
+      </w:r>
+      <w:r>
+        <w:rPr>
+          <w:b/>
+          <w:bCs/>
+        </w:rPr>
+        <w:t xml:space="preserve">WG static key</w:t>
+      </w:r>
+      <w:r>
+        <w:t xml:space="preserve"> </w:t>
+      </w:r>
+      <w:r>
+        <w:t xml:space="preserve">(X25519) and a</w:t>
+      </w:r>
+      <w:r>
+        <w:t xml:space="preserve"> </w:t>
+      </w:r>
+      <w:r>
+        <w:t xml:space="preserve">short-lived</w:t>
+      </w:r>
+      <w:r>
+        <w:t xml:space="preserve"> </w:t>
+      </w:r>
+      <w:r>
+        <w:rPr>
+          <w:b/>
+          <w:bCs/>
+        </w:rPr>
+        <w:t xml:space="preserve">control-channel leaf key</w:t>
+      </w:r>
+      <w:r>
+        <w:t xml:space="preserve"> </w:t>
+      </w:r>
+      <w:r>
+        <w:t xml:space="preserve">(Ed25519). Only public material crosses the wire.</w:t>
       </w:r>
     </w:p>
     <w:p>
       <w:pPr>
-        <w:pStyle w:val="FirstParagraph"/>
-      </w:pPr>
-      <w:r>
-        <w:t xml:space="preserve">Doc 03 defines the</w:t>
-      </w:r>
-      <w:r>
-        <w:t xml:space="preserve"> </w:t>
-      </w:r>
-      <w:r>
-        <w:rPr>
-          <w:rStyle w:val="VerbatimChar"/>
-        </w:rPr>
-        <w:t xml:space="preserve">Coordinator</w:t>
-      </w:r>
-      <w:r>
-        <w:t xml:space="preserve"> </w:t>
-      </w:r>
-      <w:r>
-        <w:t xml:space="preserve">service; this document adds the CSR field so the device cert</w:t>
-      </w:r>
-      <w:r>
-        <w:t xml:space="preserve"> </w:t>
-      </w:r>
-      <w:r>
-        <w:t xml:space="preserve">is minted from a device-held private key (proof-of-possession), not handed a server-generated key.</w:t>
+        <w:pStyle w:val="SourceCode"/>
+      </w:pPr>
+      <w:r>
+        <w:rPr>
+          <w:rStyle w:val="CommentTok"/>
+        </w:rPr>
+        <w:t xml:space="preserve">// helix-core/crates/helix-pki/src/enroll.rs  (skeleton — contract, not full impl)</w:t>
+      </w:r>
+      <w:r>
+        <w:br/>
+      </w:r>
+      <w:r>
+        <w:rPr>
+          <w:rStyle w:val="KeywordTok"/>
+        </w:rPr>
+        <w:t xml:space="preserve">pub</w:t>
+      </w:r>
+      <w:r>
+        <w:rPr>
+          <w:rStyle w:val="NormalTok"/>
+        </w:rPr>
+        <w:t xml:space="preserve"> </w:t>
+      </w:r>
+      <w:r>
+        <w:rPr>
+          <w:rStyle w:val="KeywordTok"/>
+        </w:rPr>
+        <w:t xml:space="preserve">struct</w:t>
+      </w:r>
+      <w:r>
+        <w:rPr>
+          <w:rStyle w:val="NormalTok"/>
+        </w:rPr>
+        <w:t xml:space="preserve"> EnrolledIdentity </w:t>
+      </w:r>
+      <w:r>
+        <w:rPr>
+          <w:rStyle w:val="OperatorTok"/>
+        </w:rPr>
+        <w:t xml:space="preserve">{</w:t>
+      </w:r>
+      <w:r>
+        <w:br/>
+      </w:r>
+      <w:r>
+        <w:rPr>
+          <w:rStyle w:val="NormalTok"/>
+        </w:rPr>
+        <w:t xml:space="preserve">    </w:t>
+      </w:r>
+      <w:r>
+        <w:rPr>
+          <w:rStyle w:val="KeywordTok"/>
+        </w:rPr>
+        <w:t xml:space="preserve">pub</w:t>
+      </w:r>
+      <w:r>
+        <w:rPr>
+          <w:rStyle w:val="NormalTok"/>
+        </w:rPr>
+        <w:t xml:space="preserve"> device_id</w:t>
+      </w:r>
+      <w:r>
+        <w:rPr>
+          <w:rStyle w:val="OperatorTok"/>
+        </w:rPr>
+        <w:t xml:space="preserve">:</w:t>
+      </w:r>
+      <w:r>
+        <w:rPr>
+          <w:rStyle w:val="NormalTok"/>
+        </w:rPr>
+        <w:t xml:space="preserve">  </w:t>
+      </w:r>
+      <w:r>
+        <w:rPr>
+          <w:rStyle w:val="DataTypeTok"/>
+        </w:rPr>
+        <w:t xml:space="preserve">String</w:t>
+      </w:r>
+      <w:r>
+        <w:rPr>
+          <w:rStyle w:val="OperatorTok"/>
+        </w:rPr>
+        <w:t xml:space="preserve">,</w:t>
+      </w:r>
+      <w:r>
+        <w:br/>
+      </w:r>
+      <w:r>
+        <w:rPr>
+          <w:rStyle w:val="NormalTok"/>
+        </w:rPr>
+        <w:t xml:space="preserve">    </w:t>
+      </w:r>
+      <w:r>
+        <w:rPr>
+          <w:rStyle w:val="KeywordTok"/>
+        </w:rPr>
+        <w:t xml:space="preserve">pub</w:t>
+      </w:r>
+      <w:r>
+        <w:rPr>
+          <w:rStyle w:val="NormalTok"/>
+        </w:rPr>
+        <w:t xml:space="preserve"> overlay_ip</w:t>
+      </w:r>
+      <w:r>
+        <w:rPr>
+          <w:rStyle w:val="OperatorTok"/>
+        </w:rPr>
+        <w:t xml:space="preserve">:</w:t>
+      </w:r>
+      <w:r>
+        <w:rPr>
+          <w:rStyle w:val="NormalTok"/>
+        </w:rPr>
+        <w:t xml:space="preserve"> IpAddr</w:t>
+      </w:r>
+      <w:r>
+        <w:rPr>
+          <w:rStyle w:val="OperatorTok"/>
+        </w:rPr>
+        <w:t xml:space="preserve">,</w:t>
+      </w:r>
+      <w:r>
+        <w:br/>
+      </w:r>
+      <w:r>
+        <w:rPr>
+          <w:rStyle w:val="NormalTok"/>
+        </w:rPr>
+        <w:t xml:space="preserve">    </w:t>
+      </w:r>
+      <w:r>
+        <w:rPr>
+          <w:rStyle w:val="KeywordTok"/>
+        </w:rPr>
+        <w:t xml:space="preserve">pub</w:t>
+      </w:r>
+      <w:r>
+        <w:rPr>
+          <w:rStyle w:val="NormalTok"/>
+        </w:rPr>
+        <w:t xml:space="preserve"> wg_secret</w:t>
+      </w:r>
+      <w:r>
+        <w:rPr>
+          <w:rStyle w:val="OperatorTok"/>
+        </w:rPr>
+        <w:t xml:space="preserve">:</w:t>
+      </w:r>
+      <w:r>
+        <w:rPr>
+          <w:rStyle w:val="NormalTok"/>
+        </w:rPr>
+        <w:t xml:space="preserve">  StaticSecret</w:t>
+      </w:r>
+      <w:r>
+        <w:rPr>
+          <w:rStyle w:val="OperatorTok"/>
+        </w:rPr>
+        <w:t xml:space="preserve">,</w:t>
+      </w:r>
+      <w:r>
+        <w:rPr>
+          <w:rStyle w:val="NormalTok"/>
+        </w:rPr>
+        <w:t xml:space="preserve">   </w:t>
+      </w:r>
+      <w:r>
+        <w:rPr>
+          <w:rStyle w:val="CommentTok"/>
+        </w:rPr>
+        <w:t xml:space="preserve">// X25519 private — sealed in OS keystore, never serialised out</w:t>
+      </w:r>
+      <w:r>
+        <w:br/>
+      </w:r>
+      <w:r>
+        <w:rPr>
+          <w:rStyle w:val="NormalTok"/>
+        </w:rPr>
+        <w:t xml:space="preserve">    </w:t>
+      </w:r>
+      <w:r>
+        <w:rPr>
+          <w:rStyle w:val="KeywordTok"/>
+        </w:rPr>
+        <w:t xml:space="preserve">pub</w:t>
+      </w:r>
+      <w:r>
+        <w:rPr>
+          <w:rStyle w:val="NormalTok"/>
+        </w:rPr>
+        <w:t xml:space="preserve"> cert_der</w:t>
+      </w:r>
+      <w:r>
+        <w:rPr>
+          <w:rStyle w:val="OperatorTok"/>
+        </w:rPr>
+        <w:t xml:space="preserve">:</w:t>
+      </w:r>
+      <w:r>
+        <w:rPr>
+          <w:rStyle w:val="NormalTok"/>
+        </w:rPr>
+        <w:t xml:space="preserve">   </w:t>
+      </w:r>
+      <w:r>
+        <w:rPr>
+          <w:rStyle w:val="DataTypeTok"/>
+        </w:rPr>
+        <w:t xml:space="preserve">Vec</w:t>
+      </w:r>
+      <w:r>
+        <w:rPr>
+          <w:rStyle w:val="OperatorTok"/>
+        </w:rPr>
+        <w:t xml:space="preserve">&lt;</w:t>
+      </w:r>
+      <w:r>
+        <w:rPr>
+          <w:rStyle w:val="DataTypeTok"/>
+        </w:rPr>
+        <w:t xml:space="preserve">u8</w:t>
+      </w:r>
+      <w:r>
+        <w:rPr>
+          <w:rStyle w:val="OperatorTok"/>
+        </w:rPr>
+        <w:t xml:space="preserve">&gt;,</w:t>
+      </w:r>
+      <w:r>
+        <w:rPr>
+          <w:rStyle w:val="NormalTok"/>
+        </w:rPr>
+        <w:t xml:space="preserve">        </w:t>
+      </w:r>
+      <w:r>
+        <w:rPr>
+          <w:rStyle w:val="CommentTok"/>
+        </w:rPr>
+        <w:t xml:space="preserve">// current device cert (mTLS leaf)</w:t>
+      </w:r>
+      <w:r>
+        <w:br/>
+      </w:r>
+      <w:r>
+        <w:rPr>
+          <w:rStyle w:val="NormalTok"/>
+        </w:rPr>
+        <w:t xml:space="preserve">    </w:t>
+      </w:r>
+      <w:r>
+        <w:rPr>
+          <w:rStyle w:val="KeywordTok"/>
+        </w:rPr>
+        <w:t xml:space="preserve">pub</w:t>
+      </w:r>
+      <w:r>
+        <w:rPr>
+          <w:rStyle w:val="NormalTok"/>
+        </w:rPr>
+        <w:t xml:space="preserve"> cert_key</w:t>
+      </w:r>
+      <w:r>
+        <w:rPr>
+          <w:rStyle w:val="OperatorTok"/>
+        </w:rPr>
+        <w:t xml:space="preserve">:</w:t>
+      </w:r>
+      <w:r>
+        <w:rPr>
+          <w:rStyle w:val="NormalTok"/>
+        </w:rPr>
+        <w:t xml:space="preserve">   SigningKey</w:t>
+      </w:r>
+      <w:r>
+        <w:rPr>
+          <w:rStyle w:val="OperatorTok"/>
+        </w:rPr>
+        <w:t xml:space="preserve">,</w:t>
+      </w:r>
+      <w:r>
+        <w:rPr>
+          <w:rStyle w:val="NormalTok"/>
+        </w:rPr>
+        <w:t xml:space="preserve">     </w:t>
+      </w:r>
+      <w:r>
+        <w:rPr>
+          <w:rStyle w:val="CommentTok"/>
+        </w:rPr>
+        <w:t xml:space="preserve">// Ed25519 leaf private — also sealed in keystore</w:t>
+      </w:r>
+      <w:r>
+        <w:br/>
+      </w:r>
+      <w:r>
+        <w:rPr>
+          <w:rStyle w:val="NormalTok"/>
+        </w:rPr>
+        <w:t xml:space="preserve">    </w:t>
+      </w:r>
+      <w:r>
+        <w:rPr>
+          <w:rStyle w:val="KeywordTok"/>
+        </w:rPr>
+        <w:t xml:space="preserve">pub</w:t>
+      </w:r>
+      <w:r>
+        <w:rPr>
+          <w:rStyle w:val="NormalTok"/>
+        </w:rPr>
+        <w:t xml:space="preserve"> ca_chain</w:t>
+      </w:r>
+      <w:r>
+        <w:rPr>
+          <w:rStyle w:val="OperatorTok"/>
+        </w:rPr>
+        <w:t xml:space="preserve">:</w:t>
+      </w:r>
+      <w:r>
+        <w:rPr>
+          <w:rStyle w:val="NormalTok"/>
+        </w:rPr>
+        <w:t xml:space="preserve">   </w:t>
+      </w:r>
+      <w:r>
+        <w:rPr>
+          <w:rStyle w:val="DataTypeTok"/>
+        </w:rPr>
+        <w:t xml:space="preserve">Vec</w:t>
+      </w:r>
+      <w:r>
+        <w:rPr>
+          <w:rStyle w:val="OperatorTok"/>
+        </w:rPr>
+        <w:t xml:space="preserve">&lt;</w:t>
+      </w:r>
+      <w:r>
+        <w:rPr>
+          <w:rStyle w:val="DataTypeTok"/>
+        </w:rPr>
+        <w:t xml:space="preserve">Vec</w:t>
+      </w:r>
+      <w:r>
+        <w:rPr>
+          <w:rStyle w:val="OperatorTok"/>
+        </w:rPr>
+        <w:t xml:space="preserve">&lt;</w:t>
+      </w:r>
+      <w:r>
+        <w:rPr>
+          <w:rStyle w:val="DataTypeTok"/>
+        </w:rPr>
+        <w:t xml:space="preserve">u8</w:t>
+      </w:r>
+      <w:r>
+        <w:rPr>
+          <w:rStyle w:val="OperatorTok"/>
+        </w:rPr>
+        <w:t xml:space="preserve">&gt;&gt;,</w:t>
+      </w:r>
+      <w:r>
+        <w:rPr>
+          <w:rStyle w:val="NormalTok"/>
+        </w:rPr>
+        <w:t xml:space="preserve">   </w:t>
+      </w:r>
+      <w:r>
+        <w:rPr>
+          <w:rStyle w:val="CommentTok"/>
+        </w:rPr>
+        <w:t xml:space="preserve">// for pinning the control channel</w:t>
+      </w:r>
+      <w:r>
+        <w:br/>
+      </w:r>
+      <w:r>
+        <w:rPr>
+          <w:rStyle w:val="NormalTok"/>
+        </w:rPr>
+        <w:t xml:space="preserve">    </w:t>
+      </w:r>
+      <w:r>
+        <w:rPr>
+          <w:rStyle w:val="KeywordTok"/>
+        </w:rPr>
+        <w:t xml:space="preserve">pub</w:t>
+      </w:r>
+      <w:r>
+        <w:rPr>
+          <w:rStyle w:val="NormalTok"/>
+        </w:rPr>
+        <w:t xml:space="preserve"> renew_at</w:t>
+      </w:r>
+      <w:r>
+        <w:rPr>
+          <w:rStyle w:val="OperatorTok"/>
+        </w:rPr>
+        <w:t xml:space="preserve">:</w:t>
+      </w:r>
+      <w:r>
+        <w:rPr>
+          <w:rStyle w:val="NormalTok"/>
+        </w:rPr>
+        <w:t xml:space="preserve">   SystemTime</w:t>
+      </w:r>
+      <w:r>
+        <w:rPr>
+          <w:rStyle w:val="OperatorTok"/>
+        </w:rPr>
+        <w:t xml:space="preserve">,</w:t>
+      </w:r>
+      <w:r>
+        <w:rPr>
+          <w:rStyle w:val="NormalTok"/>
+        </w:rPr>
+        <w:t xml:space="preserve">     </w:t>
+      </w:r>
+      <w:r>
+        <w:rPr>
+          <w:rStyle w:val="CommentTok"/>
+        </w:rPr>
+        <w:t xml:space="preserve">// = not_after - renewSkew (renewSkew = max(1h, 0.2×TTL), §4.5)</w:t>
+      </w:r>
+      <w:r>
+        <w:br/>
+      </w:r>
+      <w:r>
+        <w:rPr>
+          <w:rStyle w:val="OperatorTok"/>
+        </w:rPr>
+        <w:t xml:space="preserve">}</w:t>
+      </w:r>
+      <w:r>
+        <w:br/>
+      </w:r>
+      <w:r>
+        <w:br/>
+      </w:r>
+      <w:r>
+        <w:rPr>
+          <w:rStyle w:val="KeywordTok"/>
+        </w:rPr>
+        <w:t xml:space="preserve">pub</w:t>
+      </w:r>
+      <w:r>
+        <w:rPr>
+          <w:rStyle w:val="NormalTok"/>
+        </w:rPr>
+        <w:t xml:space="preserve"> </w:t>
+      </w:r>
+      <w:r>
+        <w:rPr>
+          <w:rStyle w:val="KeywordTok"/>
+        </w:rPr>
+        <w:t xml:space="preserve">trait</w:t>
+      </w:r>
+      <w:r>
+        <w:rPr>
+          <w:rStyle w:val="NormalTok"/>
+        </w:rPr>
+        <w:t xml:space="preserve"> Enroller </w:t>
+      </w:r>
+      <w:r>
+        <w:rPr>
+          <w:rStyle w:val="OperatorTok"/>
+        </w:rPr>
+        <w:t xml:space="preserve">{</w:t>
+      </w:r>
+      <w:r>
+        <w:br/>
+      </w:r>
+      <w:r>
+        <w:rPr>
+          <w:rStyle w:val="NormalTok"/>
+        </w:rPr>
+        <w:t xml:space="preserve">    </w:t>
+      </w:r>
+      <w:r>
+        <w:rPr>
+          <w:rStyle w:val="CommentTok"/>
+        </w:rPr>
+        <w:t xml:space="preserve">/// Generates WG + leaf keypairs locally, builds a CSR, calls Coordinator.Enroll,</w:t>
+      </w:r>
+      <w:r>
+        <w:br/>
+      </w:r>
+      <w:r>
+        <w:rPr>
+          <w:rStyle w:val="NormalTok"/>
+        </w:rPr>
+        <w:t xml:space="preserve">    </w:t>
+      </w:r>
+      <w:r>
+        <w:rPr>
+          <w:rStyle w:val="CommentTok"/>
+        </w:rPr>
+        <w:t xml:space="preserve">/// and persists the result in the platform keystore via `KeyStore`.</w:t>
+      </w:r>
+      <w:r>
+        <w:br/>
+      </w:r>
+      <w:r>
+        <w:rPr>
+          <w:rStyle w:val="NormalTok"/>
+        </w:rPr>
+        <w:t xml:space="preserve">    </w:t>
+      </w:r>
+      <w:r>
+        <w:rPr>
+          <w:rStyle w:val="CommentTok"/>
+        </w:rPr>
+        <w:t xml:space="preserve">/// PRECONDITION/POSTCONDITION (S2): no private key is ever returned by value to FFI,</w:t>
+      </w:r>
+      <w:r>
+        <w:br/>
+      </w:r>
+      <w:r>
+        <w:rPr>
+          <w:rStyle w:val="NormalTok"/>
+        </w:rPr>
+        <w:t xml:space="preserve">    </w:t>
+      </w:r>
+      <w:r>
+        <w:rPr>
+          <w:rStyle w:val="CommentTok"/>
+        </w:rPr>
+        <w:t xml:space="preserve">/// logged, or written outside the sealed keystore.</w:t>
+      </w:r>
+      <w:r>
+        <w:br/>
+      </w:r>
+      <w:r>
+        <w:rPr>
+          <w:rStyle w:val="NormalTok"/>
+        </w:rPr>
+        <w:t xml:space="preserve">    </w:t>
+      </w:r>
+      <w:r>
+        <w:rPr>
+          <w:rStyle w:val="KeywordTok"/>
+        </w:rPr>
+        <w:t xml:space="preserve">fn</w:t>
+      </w:r>
+      <w:r>
+        <w:rPr>
+          <w:rStyle w:val="NormalTok"/>
+        </w:rPr>
+        <w:t xml:space="preserve"> enroll(</w:t>
+      </w:r>
+      <w:r>
+        <w:rPr>
+          <w:rStyle w:val="OperatorTok"/>
+        </w:rPr>
+        <w:t xml:space="preserve">&amp;</w:t>
+      </w:r>
+      <w:r>
+        <w:rPr>
+          <w:rStyle w:val="KeywordTok"/>
+        </w:rPr>
+        <w:t xml:space="preserve">self</w:t>
+      </w:r>
+      <w:r>
+        <w:rPr>
+          <w:rStyle w:val="OperatorTok"/>
+        </w:rPr>
+        <w:t xml:space="preserve">,</w:t>
+      </w:r>
+      <w:r>
+        <w:rPr>
+          <w:rStyle w:val="NormalTok"/>
+        </w:rPr>
+        <w:t xml:space="preserve"> token</w:t>
+      </w:r>
+      <w:r>
+        <w:rPr>
+          <w:rStyle w:val="OperatorTok"/>
+        </w:rPr>
+        <w:t xml:space="preserve">:</w:t>
+      </w:r>
+      <w:r>
+        <w:rPr>
+          <w:rStyle w:val="NormalTok"/>
+        </w:rPr>
+        <w:t xml:space="preserve"> </w:t>
+      </w:r>
+      <w:r>
+        <w:rPr>
+          <w:rStyle w:val="OperatorTok"/>
+        </w:rPr>
+        <w:t xml:space="preserve">&amp;</w:t>
+      </w:r>
+      <w:r>
+        <w:rPr>
+          <w:rStyle w:val="DataTypeTok"/>
+        </w:rPr>
+        <w:t xml:space="preserve">str</w:t>
+      </w:r>
+      <w:r>
+        <w:rPr>
+          <w:rStyle w:val="OperatorTok"/>
+        </w:rPr>
+        <w:t xml:space="preserve">,</w:t>
+      </w:r>
+      <w:r>
+        <w:rPr>
+          <w:rStyle w:val="NormalTok"/>
+        </w:rPr>
+        <w:t xml:space="preserve"> kind</w:t>
+      </w:r>
+      <w:r>
+        <w:rPr>
+          <w:rStyle w:val="OperatorTok"/>
+        </w:rPr>
+        <w:t xml:space="preserve">:</w:t>
+      </w:r>
+      <w:r>
+        <w:rPr>
+          <w:rStyle w:val="NormalTok"/>
+        </w:rPr>
+        <w:t xml:space="preserve"> DeviceKind</w:t>
+      </w:r>
+      <w:r>
+        <w:rPr>
+          <w:rStyle w:val="OperatorTok"/>
+        </w:rPr>
+        <w:t xml:space="preserve">,</w:t>
+      </w:r>
+      <w:r>
+        <w:rPr>
+          <w:rStyle w:val="NormalTok"/>
+        </w:rPr>
+        <w:t xml:space="preserve"> ks</w:t>
+      </w:r>
+      <w:r>
+        <w:rPr>
+          <w:rStyle w:val="OperatorTok"/>
+        </w:rPr>
+        <w:t xml:space="preserve">:</w:t>
+      </w:r>
+      <w:r>
+        <w:rPr>
+          <w:rStyle w:val="NormalTok"/>
+        </w:rPr>
+        <w:t xml:space="preserve"> </w:t>
+      </w:r>
+      <w:r>
+        <w:rPr>
+          <w:rStyle w:val="OperatorTok"/>
+        </w:rPr>
+        <w:t xml:space="preserve">&amp;</w:t>
+      </w:r>
+      <w:r>
+        <w:rPr>
+          <w:rStyle w:val="KeywordTok"/>
+        </w:rPr>
+        <w:t xml:space="preserve">dyn</w:t>
+      </w:r>
+      <w:r>
+        <w:rPr>
+          <w:rStyle w:val="NormalTok"/>
+        </w:rPr>
+        <w:t xml:space="preserve"> KeyStore)</w:t>
+      </w:r>
+      <w:r>
+        <w:br/>
+      </w:r>
+      <w:r>
+        <w:rPr>
+          <w:rStyle w:val="NormalTok"/>
+        </w:rPr>
+        <w:t xml:space="preserve">        </w:t>
+      </w:r>
+      <w:r>
+        <w:rPr>
+          <w:rStyle w:val="OperatorTok"/>
+        </w:rPr>
+        <w:t xml:space="preserve">-&gt;</w:t>
+      </w:r>
+      <w:r>
+        <w:rPr>
+          <w:rStyle w:val="NormalTok"/>
+        </w:rPr>
+        <w:t xml:space="preserve"> </w:t>
+      </w:r>
+      <w:r>
+        <w:rPr>
+          <w:rStyle w:val="DataTypeTok"/>
+        </w:rPr>
+        <w:t xml:space="preserve">Result</w:t>
+      </w:r>
+      <w:r>
+        <w:rPr>
+          <w:rStyle w:val="OperatorTok"/>
+        </w:rPr>
+        <w:t xml:space="preserve">&lt;</w:t>
+      </w:r>
+      <w:r>
+        <w:rPr>
+          <w:rStyle w:val="NormalTok"/>
+        </w:rPr>
+        <w:t xml:space="preserve">EnrolledIdentity</w:t>
+      </w:r>
+      <w:r>
+        <w:rPr>
+          <w:rStyle w:val="OperatorTok"/>
+        </w:rPr>
+        <w:t xml:space="preserve">,</w:t>
+      </w:r>
+      <w:r>
+        <w:rPr>
+          <w:rStyle w:val="NormalTok"/>
+        </w:rPr>
+        <w:t xml:space="preserve"> EnrollError</w:t>
+      </w:r>
+      <w:r>
+        <w:rPr>
+          <w:rStyle w:val="OperatorTok"/>
+        </w:rPr>
+        <w:t xml:space="preserve">&gt;;</w:t>
+      </w:r>
+      <w:r>
+        <w:br/>
+      </w:r>
+      <w:r>
+        <w:rPr>
+          <w:rStyle w:val="OperatorTok"/>
+        </w:rPr>
+        <w:t xml:space="preserve">}</w:t>
+      </w:r>
+      <w:r>
+        <w:br/>
+      </w:r>
+      <w:r>
+        <w:br/>
+      </w:r>
+      <w:r>
+        <w:rPr>
+          <w:rStyle w:val="CommentTok"/>
+        </w:rPr>
+        <w:t xml:space="preserve">/// Platform-backed secret storage. Implemented per shim (doc 06):</w:t>
+      </w:r>
+      <w:r>
+        <w:br/>
+      </w:r>
+      <w:r>
+        <w:rPr>
+          <w:rStyle w:val="CommentTok"/>
+        </w:rPr>
+        <w:t xml:space="preserve">/// iOS/macOS Keychain (Secure Enclave where present), Android Keystore (StrongBox),</w:t>
+      </w:r>
+      <w:r>
+        <w:br/>
+      </w:r>
+      <w:r>
+        <w:rPr>
+          <w:rStyle w:val="CommentTok"/>
+        </w:rPr>
+        <w:t xml:space="preserve">/// Windows DPAPI/TPM, Linux libsecret/TPM2. Software fallback only with a logged warning.</w:t>
+      </w:r>
+      <w:r>
+        <w:br/>
+      </w:r>
+      <w:r>
+        <w:rPr>
+          <w:rStyle w:val="KeywordTok"/>
+        </w:rPr>
+        <w:t xml:space="preserve">pub</w:t>
+      </w:r>
+      <w:r>
+        <w:rPr>
+          <w:rStyle w:val="NormalTok"/>
+        </w:rPr>
+        <w:t xml:space="preserve"> </w:t>
+      </w:r>
+      <w:r>
+        <w:rPr>
+          <w:rStyle w:val="KeywordTok"/>
+        </w:rPr>
+        <w:t xml:space="preserve">trait</w:t>
+      </w:r>
+      <w:r>
+        <w:rPr>
+          <w:rStyle w:val="NormalTok"/>
+        </w:rPr>
+        <w:t xml:space="preserve"> KeyStore </w:t>
+      </w:r>
+      <w:r>
+        <w:rPr>
+          <w:rStyle w:val="OperatorTok"/>
+        </w:rPr>
+        <w:t xml:space="preserve">{</w:t>
+      </w:r>
+      <w:r>
+        <w:br/>
+      </w:r>
+      <w:r>
+        <w:rPr>
+          <w:rStyle w:val="NormalTok"/>
+        </w:rPr>
+        <w:t xml:space="preserve">    </w:t>
+      </w:r>
+      <w:r>
+        <w:rPr>
+          <w:rStyle w:val="KeywordTok"/>
+        </w:rPr>
+        <w:t xml:space="preserve">fn</w:t>
+      </w:r>
+      <w:r>
+        <w:rPr>
+          <w:rStyle w:val="NormalTok"/>
+        </w:rPr>
+        <w:t xml:space="preserve"> seal(</w:t>
+      </w:r>
+      <w:r>
+        <w:rPr>
+          <w:rStyle w:val="OperatorTok"/>
+        </w:rPr>
+        <w:t xml:space="preserve">&amp;</w:t>
+      </w:r>
+      <w:r>
+        <w:rPr>
+          <w:rStyle w:val="KeywordTok"/>
+        </w:rPr>
+        <w:t xml:space="preserve">self</w:t>
+      </w:r>
+      <w:r>
+        <w:rPr>
+          <w:rStyle w:val="OperatorTok"/>
+        </w:rPr>
+        <w:t xml:space="preserve">,</w:t>
+      </w:r>
+      <w:r>
+        <w:rPr>
+          <w:rStyle w:val="NormalTok"/>
+        </w:rPr>
+        <w:t xml:space="preserve"> label</w:t>
+      </w:r>
+      <w:r>
+        <w:rPr>
+          <w:rStyle w:val="OperatorTok"/>
+        </w:rPr>
+        <w:t xml:space="preserve">:</w:t>
+      </w:r>
+      <w:r>
+        <w:rPr>
+          <w:rStyle w:val="NormalTok"/>
+        </w:rPr>
+        <w:t xml:space="preserve"> </w:t>
+      </w:r>
+      <w:r>
+        <w:rPr>
+          <w:rStyle w:val="OperatorTok"/>
+        </w:rPr>
+        <w:t xml:space="preserve">&amp;</w:t>
+      </w:r>
+      <w:r>
+        <w:rPr>
+          <w:rStyle w:val="DataTypeTok"/>
+        </w:rPr>
+        <w:t xml:space="preserve">str</w:t>
+      </w:r>
+      <w:r>
+        <w:rPr>
+          <w:rStyle w:val="OperatorTok"/>
+        </w:rPr>
+        <w:t xml:space="preserve">,</w:t>
+      </w:r>
+      <w:r>
+        <w:rPr>
+          <w:rStyle w:val="NormalTok"/>
+        </w:rPr>
+        <w:t xml:space="preserve"> secret</w:t>
+      </w:r>
+      <w:r>
+        <w:rPr>
+          <w:rStyle w:val="OperatorTok"/>
+        </w:rPr>
+        <w:t xml:space="preserve">:</w:t>
+      </w:r>
+      <w:r>
+        <w:rPr>
+          <w:rStyle w:val="NormalTok"/>
+        </w:rPr>
+        <w:t xml:space="preserve"> </w:t>
+      </w:r>
+      <w:r>
+        <w:rPr>
+          <w:rStyle w:val="OperatorTok"/>
+        </w:rPr>
+        <w:t xml:space="preserve">&amp;</w:t>
+      </w:r>
+      <w:r>
+        <w:rPr>
+          <w:rStyle w:val="NormalTok"/>
+        </w:rPr>
+        <w:t xml:space="preserve">[</w:t>
+      </w:r>
+      <w:r>
+        <w:rPr>
+          <w:rStyle w:val="DataTypeTok"/>
+        </w:rPr>
+        <w:t xml:space="preserve">u8</w:t>
+      </w:r>
+      <w:r>
+        <w:rPr>
+          <w:rStyle w:val="NormalTok"/>
+        </w:rPr>
+        <w:t xml:space="preserve">]) </w:t>
+      </w:r>
+      <w:r>
+        <w:rPr>
+          <w:rStyle w:val="OperatorTok"/>
+        </w:rPr>
+        <w:t xml:space="preserve">-&gt;</w:t>
+      </w:r>
+      <w:r>
+        <w:rPr>
+          <w:rStyle w:val="NormalTok"/>
+        </w:rPr>
+        <w:t xml:space="preserve"> </w:t>
+      </w:r>
+      <w:r>
+        <w:rPr>
+          <w:rStyle w:val="DataTypeTok"/>
+        </w:rPr>
+        <w:t xml:space="preserve">Result</w:t>
+      </w:r>
+      <w:r>
+        <w:rPr>
+          <w:rStyle w:val="OperatorTok"/>
+        </w:rPr>
+        <w:t xml:space="preserve">&lt;</w:t>
+      </w:r>
+      <w:r>
+        <w:rPr>
+          <w:rStyle w:val="NormalTok"/>
+        </w:rPr>
+        <w:t xml:space="preserve">()</w:t>
+      </w:r>
+      <w:r>
+        <w:rPr>
+          <w:rStyle w:val="OperatorTok"/>
+        </w:rPr>
+        <w:t xml:space="preserve">,</w:t>
+      </w:r>
+      <w:r>
+        <w:rPr>
+          <w:rStyle w:val="NormalTok"/>
+        </w:rPr>
+        <w:t xml:space="preserve"> KeyStoreError</w:t>
+      </w:r>
+      <w:r>
+        <w:rPr>
+          <w:rStyle w:val="OperatorTok"/>
+        </w:rPr>
+        <w:t xml:space="preserve">&gt;;</w:t>
+      </w:r>
+      <w:r>
+        <w:br/>
+      </w:r>
+      <w:r>
+        <w:rPr>
+          <w:rStyle w:val="NormalTok"/>
+        </w:rPr>
+        <w:t xml:space="preserve">    </w:t>
+      </w:r>
+      <w:r>
+        <w:rPr>
+          <w:rStyle w:val="KeywordTok"/>
+        </w:rPr>
+        <w:t xml:space="preserve">fn</w:t>
+      </w:r>
+      <w:r>
+        <w:rPr>
+          <w:rStyle w:val="NormalTok"/>
+        </w:rPr>
+        <w:t xml:space="preserve"> open(</w:t>
+      </w:r>
+      <w:r>
+        <w:rPr>
+          <w:rStyle w:val="OperatorTok"/>
+        </w:rPr>
+        <w:t xml:space="preserve">&amp;</w:t>
+      </w:r>
+      <w:r>
+        <w:rPr>
+          <w:rStyle w:val="KeywordTok"/>
+        </w:rPr>
+        <w:t xml:space="preserve">self</w:t>
+      </w:r>
+      <w:r>
+        <w:rPr>
+          <w:rStyle w:val="OperatorTok"/>
+        </w:rPr>
+        <w:t xml:space="preserve">,</w:t>
+      </w:r>
+      <w:r>
+        <w:rPr>
+          <w:rStyle w:val="NormalTok"/>
+        </w:rPr>
+        <w:t xml:space="preserve"> label</w:t>
+      </w:r>
+      <w:r>
+        <w:rPr>
+          <w:rStyle w:val="OperatorTok"/>
+        </w:rPr>
+        <w:t xml:space="preserve">:</w:t>
+      </w:r>
+      <w:r>
+        <w:rPr>
+          <w:rStyle w:val="NormalTok"/>
+        </w:rPr>
+        <w:t xml:space="preserve"> </w:t>
+      </w:r>
+      <w:r>
+        <w:rPr>
+          <w:rStyle w:val="OperatorTok"/>
+        </w:rPr>
+        <w:t xml:space="preserve">&amp;</w:t>
+      </w:r>
+      <w:r>
+        <w:rPr>
+          <w:rStyle w:val="DataTypeTok"/>
+        </w:rPr>
+        <w:t xml:space="preserve">str</w:t>
+      </w:r>
+      <w:r>
+        <w:rPr>
+          <w:rStyle w:val="NormalTok"/>
+        </w:rPr>
+        <w:t xml:space="preserve">) </w:t>
+      </w:r>
+      <w:r>
+        <w:rPr>
+          <w:rStyle w:val="OperatorTok"/>
+        </w:rPr>
+        <w:t xml:space="preserve">-&gt;</w:t>
+      </w:r>
+      <w:r>
+        <w:rPr>
+          <w:rStyle w:val="NormalTok"/>
+        </w:rPr>
+        <w:t xml:space="preserve"> </w:t>
+      </w:r>
+      <w:r>
+        <w:rPr>
+          <w:rStyle w:val="DataTypeTok"/>
+        </w:rPr>
+        <w:t xml:space="preserve">Result</w:t>
+      </w:r>
+      <w:r>
+        <w:rPr>
+          <w:rStyle w:val="OperatorTok"/>
+        </w:rPr>
+        <w:t xml:space="preserve">&lt;</w:t>
+      </w:r>
+      <w:r>
+        <w:rPr>
+          <w:rStyle w:val="NormalTok"/>
+        </w:rPr>
+        <w:t xml:space="preserve">Zeroizing</w:t>
+      </w:r>
+      <w:r>
+        <w:rPr>
+          <w:rStyle w:val="OperatorTok"/>
+        </w:rPr>
+        <w:t xml:space="preserve">&lt;</w:t>
+      </w:r>
+      <w:r>
+        <w:rPr>
+          <w:rStyle w:val="DataTypeTok"/>
+        </w:rPr>
+        <w:t xml:space="preserve">Vec</w:t>
+      </w:r>
+      <w:r>
+        <w:rPr>
+          <w:rStyle w:val="OperatorTok"/>
+        </w:rPr>
+        <w:t xml:space="preserve">&lt;</w:t>
+      </w:r>
+      <w:r>
+        <w:rPr>
+          <w:rStyle w:val="DataTypeTok"/>
+        </w:rPr>
+        <w:t xml:space="preserve">u8</w:t>
+      </w:r>
+      <w:r>
+        <w:rPr>
+          <w:rStyle w:val="OperatorTok"/>
+        </w:rPr>
+        <w:t xml:space="preserve">&gt;&gt;,</w:t>
+      </w:r>
+      <w:r>
+        <w:rPr>
+          <w:rStyle w:val="NormalTok"/>
+        </w:rPr>
+        <w:t xml:space="preserve"> KeyStoreError</w:t>
+      </w:r>
+      <w:r>
+        <w:rPr>
+          <w:rStyle w:val="OperatorTok"/>
+        </w:rPr>
+        <w:t xml:space="preserve">&gt;;</w:t>
+      </w:r>
+      <w:r>
+        <w:br/>
+      </w:r>
+      <w:r>
+        <w:rPr>
+          <w:rStyle w:val="NormalTok"/>
+        </w:rPr>
+        <w:t xml:space="preserve">    </w:t>
+      </w:r>
+      <w:r>
+        <w:rPr>
+          <w:rStyle w:val="KeywordTok"/>
+        </w:rPr>
+        <w:t xml:space="preserve">fn</w:t>
+      </w:r>
+      <w:r>
+        <w:rPr>
+          <w:rStyle w:val="NormalTok"/>
+        </w:rPr>
+        <w:t xml:space="preserve"> wipe(</w:t>
+      </w:r>
+      <w:r>
+        <w:rPr>
+          <w:rStyle w:val="OperatorTok"/>
+        </w:rPr>
+        <w:t xml:space="preserve">&amp;</w:t>
+      </w:r>
+      <w:r>
+        <w:rPr>
+          <w:rStyle w:val="KeywordTok"/>
+        </w:rPr>
+        <w:t xml:space="preserve">self</w:t>
+      </w:r>
+      <w:r>
+        <w:rPr>
+          <w:rStyle w:val="OperatorTok"/>
+        </w:rPr>
+        <w:t xml:space="preserve">,</w:t>
+      </w:r>
+      <w:r>
+        <w:rPr>
+          <w:rStyle w:val="NormalTok"/>
+        </w:rPr>
+        <w:t xml:space="preserve"> label</w:t>
+      </w:r>
+      <w:r>
+        <w:rPr>
+          <w:rStyle w:val="OperatorTok"/>
+        </w:rPr>
+        <w:t xml:space="preserve">:</w:t>
+      </w:r>
+      <w:r>
+        <w:rPr>
+          <w:rStyle w:val="NormalTok"/>
+        </w:rPr>
+        <w:t xml:space="preserve"> </w:t>
+      </w:r>
+      <w:r>
+        <w:rPr>
+          <w:rStyle w:val="OperatorTok"/>
+        </w:rPr>
+        <w:t xml:space="preserve">&amp;</w:t>
+      </w:r>
+      <w:r>
+        <w:rPr>
+          <w:rStyle w:val="DataTypeTok"/>
+        </w:rPr>
+        <w:t xml:space="preserve">str</w:t>
+      </w:r>
+      <w:r>
+        <w:rPr>
+          <w:rStyle w:val="NormalTok"/>
+        </w:rPr>
+        <w:t xml:space="preserve">) </w:t>
+      </w:r>
+      <w:r>
+        <w:rPr>
+          <w:rStyle w:val="OperatorTok"/>
+        </w:rPr>
+        <w:t xml:space="preserve">-&gt;</w:t>
+      </w:r>
+      <w:r>
+        <w:rPr>
+          <w:rStyle w:val="NormalTok"/>
+        </w:rPr>
+        <w:t xml:space="preserve"> </w:t>
+      </w:r>
+      <w:r>
+        <w:rPr>
+          <w:rStyle w:val="DataTypeTok"/>
+        </w:rPr>
+        <w:t xml:space="preserve">Result</w:t>
+      </w:r>
+      <w:r>
+        <w:rPr>
+          <w:rStyle w:val="OperatorTok"/>
+        </w:rPr>
+        <w:t xml:space="preserve">&lt;</w:t>
+      </w:r>
+      <w:r>
+        <w:rPr>
+          <w:rStyle w:val="NormalTok"/>
+        </w:rPr>
+        <w:t xml:space="preserve">()</w:t>
+      </w:r>
+      <w:r>
+        <w:rPr>
+          <w:rStyle w:val="OperatorTok"/>
+        </w:rPr>
+        <w:t xml:space="preserve">,</w:t>
+      </w:r>
+      <w:r>
+        <w:rPr>
+          <w:rStyle w:val="NormalTok"/>
+        </w:rPr>
+        <w:t xml:space="preserve"> KeyStoreError</w:t>
+      </w:r>
+      <w:r>
+        <w:rPr>
+          <w:rStyle w:val="OperatorTok"/>
+        </w:rPr>
+        <w:t xml:space="preserve">&gt;;</w:t>
+      </w:r>
+      <w:r>
+        <w:br/>
+      </w:r>
+      <w:r>
+        <w:rPr>
+          <w:rStyle w:val="OperatorTok"/>
+        </w:rPr>
+        <w:t xml:space="preserve">}</w:t>
       </w:r>
     </w:p>
     <w:p>
       <w:pPr>
-        <w:pStyle w:val="SourceCode"/>
-      </w:pPr>
-      <w:r>
-        <w:rPr>
-          <w:rStyle w:val="CommentTok"/>
-        </w:rPr>
-        <w:t xml:space="preserve">// helix-proto/coordinator.proto  (security additions to the Enroll messages)</w:t>
-      </w:r>
-      <w:r>
-        <w:br/>
-      </w:r>
-      <w:r>
-        <w:rPr>
-          <w:rStyle w:val="KeywordTok"/>
-        </w:rPr>
-        <w:t xml:space="preserve">message</w:t>
-      </w:r>
-      <w:r>
-        <w:rPr>
-          <w:rStyle w:val="NormalTok"/>
-        </w:rPr>
-        <w:t xml:space="preserve"> EnrollRequest {</w:t>
-      </w:r>
-      <w:r>
-        <w:br/>
-      </w:r>
-      <w:r>
-        <w:rPr>
-          <w:rStyle w:val="NormalTok"/>
-        </w:rPr>
-        <w:t xml:space="preserve">  </w:t>
-      </w:r>
-      <w:r>
-        <w:rPr>
-          <w:rStyle w:val="DataTypeTok"/>
-        </w:rPr>
-        <w:t xml:space="preserve">string</w:t>
-      </w:r>
-      <w:r>
-        <w:rPr>
-          <w:rStyle w:val="NormalTok"/>
-        </w:rPr>
-        <w:t xml:space="preserve">     enroll_token </w:t>
-      </w:r>
-      <w:r>
-        <w:rPr>
-          <w:rStyle w:val="OperatorTok"/>
-        </w:rPr>
-        <w:t xml:space="preserve">=</w:t>
-      </w:r>
-      <w:r>
-        <w:rPr>
-          <w:rStyle w:val="NormalTok"/>
-        </w:rPr>
-        <w:t xml:space="preserve"> </w:t>
-      </w:r>
-      <w:r>
-        <w:rPr>
-          <w:rStyle w:val="DecValTok"/>
-        </w:rPr>
-        <w:t xml:space="preserve">1</w:t>
-      </w:r>
-      <w:r>
-        <w:rPr>
-          <w:rStyle w:val="NormalTok"/>
-        </w:rPr>
-        <w:t xml:space="preserve">;  </w:t>
-      </w:r>
-      <w:r>
-        <w:rPr>
-          <w:rStyle w:val="CommentTok"/>
-        </w:rPr>
-        <w:t xml:space="preserve">// single/bounded-use, TTL'd; verified by hash (§2.2)</w:t>
-      </w:r>
-      <w:r>
-        <w:br/>
-      </w:r>
-      <w:r>
-        <w:rPr>
-          <w:rStyle w:val="NormalTok"/>
-        </w:rPr>
-        <w:t xml:space="preserve">  </w:t>
-      </w:r>
-      <w:r>
-        <w:rPr>
-          <w:rStyle w:val="DataTypeTok"/>
-        </w:rPr>
-        <w:t xml:space="preserve">bytes</w:t>
-      </w:r>
-      <w:r>
-        <w:rPr>
-          <w:rStyle w:val="NormalTok"/>
-        </w:rPr>
-        <w:t xml:space="preserve">      wg_pubkey    </w:t>
-      </w:r>
-      <w:r>
-        <w:rPr>
-          <w:rStyle w:val="OperatorTok"/>
-        </w:rPr>
-        <w:t xml:space="preserve">=</w:t>
-      </w:r>
-      <w:r>
-        <w:rPr>
-          <w:rStyle w:val="NormalTok"/>
-        </w:rPr>
-        <w:t xml:space="preserve"> </w:t>
-      </w:r>
-      <w:r>
-        <w:rPr>
-          <w:rStyle w:val="DecValTok"/>
-        </w:rPr>
-        <w:t xml:space="preserve">2</w:t>
-      </w:r>
-      <w:r>
-        <w:rPr>
-          <w:rStyle w:val="NormalTok"/>
-        </w:rPr>
-        <w:t xml:space="preserve">;  </w:t>
-      </w:r>
-      <w:r>
-        <w:rPr>
-          <w:rStyle w:val="CommentTok"/>
-        </w:rPr>
-        <w:t xml:space="preserve">// 32-byte Curve25519 PUBLIC key; private stays on device (S2)</w:t>
-      </w:r>
-      <w:r>
-        <w:br/>
-      </w:r>
-      <w:r>
-        <w:rPr>
-          <w:rStyle w:val="NormalTok"/>
-        </w:rPr>
-        <w:t xml:space="preserve">  </w:t>
-      </w:r>
-      <w:r>
-        <w:rPr>
-          <w:rStyle w:val="DataTypeTok"/>
-        </w:rPr>
-        <w:t xml:space="preserve">bytes</w:t>
-      </w:r>
-      <w:r>
-        <w:rPr>
-          <w:rStyle w:val="NormalTok"/>
-        </w:rPr>
-        <w:t xml:space="preserve">      csr          </w:t>
-      </w:r>
-      <w:r>
-        <w:rPr>
-          <w:rStyle w:val="OperatorTok"/>
-        </w:rPr>
-        <w:t xml:space="preserve">=</w:t>
-      </w:r>
-      <w:r>
-        <w:rPr>
-          <w:rStyle w:val="NormalTok"/>
-        </w:rPr>
-        <w:t xml:space="preserve"> </w:t>
-      </w:r>
-      <w:r>
-        <w:rPr>
-          <w:rStyle w:val="DecValTok"/>
-        </w:rPr>
-        <w:t xml:space="preserve">3</w:t>
-      </w:r>
-      <w:r>
-        <w:rPr>
-          <w:rStyle w:val="NormalTok"/>
-        </w:rPr>
-        <w:t xml:space="preserve">;  </w:t>
-      </w:r>
-      <w:r>
-        <w:rPr>
-          <w:rStyle w:val="CommentTok"/>
-        </w:rPr>
-        <w:t xml:space="preserve">// PKCS#10 CSR, Ed25519 leaf key generated on device (S2)</w:t>
-      </w:r>
-      <w:r>
-        <w:br/>
-      </w:r>
-      <w:r>
-        <w:rPr>
-          <w:rStyle w:val="NormalTok"/>
-        </w:rPr>
-        <w:t xml:space="preserve">  </w:t>
-      </w:r>
-      <w:r>
-        <w:rPr>
-          <w:rStyle w:val="DataTypeTok"/>
-        </w:rPr>
-        <w:t xml:space="preserve">string</w:t>
-      </w:r>
-      <w:r>
-        <w:rPr>
-          <w:rStyle w:val="NormalTok"/>
-        </w:rPr>
-        <w:t xml:space="preserve">     os           </w:t>
-      </w:r>
-      <w:r>
-        <w:rPr>
-          <w:rStyle w:val="OperatorTok"/>
-        </w:rPr>
-        <w:t xml:space="preserve">=</w:t>
-      </w:r>
-      <w:r>
-        <w:rPr>
-          <w:rStyle w:val="NormalTok"/>
-        </w:rPr>
-        <w:t xml:space="preserve"> </w:t>
-      </w:r>
-      <w:r>
-        <w:rPr>
-          <w:rStyle w:val="DecValTok"/>
-        </w:rPr>
-        <w:t xml:space="preserve">4</w:t>
-      </w:r>
-      <w:r>
-        <w:rPr>
-          <w:rStyle w:val="NormalTok"/>
-        </w:rPr>
-        <w:t xml:space="preserve">;  </w:t>
-      </w:r>
-      <w:r>
-        <w:rPr>
-          <w:rStyle w:val="CommentTok"/>
-        </w:rPr>
-        <w:t xml:space="preserve">// ios|android|linux|windows|macos|harmonyos|aurora</w:t>
-      </w:r>
-      <w:r>
-        <w:br/>
-      </w:r>
-      <w:r>
-        <w:rPr>
-          <w:rStyle w:val="NormalTok"/>
-        </w:rPr>
-        <w:t xml:space="preserve">  </w:t>
-      </w:r>
-      <w:r>
-        <w:rPr>
-          <w:rStyle w:val="DataTypeTok"/>
-        </w:rPr>
-        <w:t xml:space="preserve">string</w:t>
-      </w:r>
-      <w:r>
-        <w:rPr>
-          <w:rStyle w:val="NormalTok"/>
-        </w:rPr>
-        <w:t xml:space="preserve">     name         </w:t>
-      </w:r>
-      <w:r>
-        <w:rPr>
-          <w:rStyle w:val="OperatorTok"/>
-        </w:rPr>
-        <w:t xml:space="preserve">=</w:t>
-      </w:r>
-      <w:r>
-        <w:rPr>
-          <w:rStyle w:val="NormalTok"/>
-        </w:rPr>
-        <w:t xml:space="preserve"> </w:t>
-      </w:r>
-      <w:r>
-        <w:rPr>
-          <w:rStyle w:val="DecValTok"/>
-        </w:rPr>
-        <w:t xml:space="preserve">5</w:t>
-      </w:r>
-      <w:r>
-        <w:rPr>
-          <w:rStyle w:val="NormalTok"/>
-        </w:rPr>
-        <w:t xml:space="preserve">;</w:t>
-      </w:r>
-      <w:r>
-        <w:br/>
-      </w:r>
-      <w:r>
-        <w:rPr>
-          <w:rStyle w:val="NormalTok"/>
-        </w:rPr>
-        <w:t xml:space="preserve">  DeviceKind kind         </w:t>
-      </w:r>
-      <w:r>
-        <w:rPr>
-          <w:rStyle w:val="OperatorTok"/>
-        </w:rPr>
-        <w:t xml:space="preserve">=</w:t>
-      </w:r>
-      <w:r>
-        <w:rPr>
-          <w:rStyle w:val="NormalTok"/>
-        </w:rPr>
-        <w:t xml:space="preserve"> </w:t>
-      </w:r>
-      <w:r>
-        <w:rPr>
-          <w:rStyle w:val="DecValTok"/>
-        </w:rPr>
-        <w:t xml:space="preserve">6</w:t>
-      </w:r>
-      <w:r>
-        <w:rPr>
-          <w:rStyle w:val="NormalTok"/>
-        </w:rPr>
-        <w:t xml:space="preserve">;</w:t>
-      </w:r>
-      <w:r>
-        <w:br/>
-      </w:r>
-      <w:r>
-        <w:rPr>
-          <w:rStyle w:val="NormalTok"/>
-        </w:rPr>
-        <w:t xml:space="preserve">  </w:t>
-      </w:r>
-      <w:r>
-        <w:rPr>
-          <w:rStyle w:val="CommentTok"/>
-        </w:rPr>
-        <w:t xml:space="preserve">// OPTIONAL device-attestation evidence (Phase 2): platform key attestation blob.</w:t>
-      </w:r>
-      <w:r>
-        <w:br/>
-      </w:r>
-      <w:r>
-        <w:rPr>
-          <w:rStyle w:val="NormalTok"/>
-        </w:rPr>
-        <w:t xml:space="preserve">  </w:t>
-      </w:r>
-      <w:r>
-        <w:rPr>
-          <w:rStyle w:val="DataTypeTok"/>
-        </w:rPr>
-        <w:t xml:space="preserve">bytes</w:t>
-      </w:r>
-      <w:r>
-        <w:rPr>
-          <w:rStyle w:val="NormalTok"/>
-        </w:rPr>
-        <w:t xml:space="preserve">      attestation  </w:t>
-      </w:r>
-      <w:r>
-        <w:rPr>
-          <w:rStyle w:val="OperatorTok"/>
-        </w:rPr>
-        <w:t xml:space="preserve">=</w:t>
-      </w:r>
-      <w:r>
-        <w:rPr>
-          <w:rStyle w:val="NormalTok"/>
-        </w:rPr>
-        <w:t xml:space="preserve"> </w:t>
-      </w:r>
-      <w:r>
-        <w:rPr>
-          <w:rStyle w:val="DecValTok"/>
-        </w:rPr>
-        <w:t xml:space="preserve">7</w:t>
-      </w:r>
-      <w:r>
-        <w:rPr>
-          <w:rStyle w:val="NormalTok"/>
-        </w:rPr>
-        <w:t xml:space="preserve">;  </w:t>
-      </w:r>
-      <w:r>
-        <w:rPr>
-          <w:rStyle w:val="CommentTok"/>
-        </w:rPr>
-        <w:t xml:space="preserve">// empty in MVP; verified in Phase 2 (§3.5)</w:t>
-      </w:r>
-      <w:r>
-        <w:br/>
-      </w:r>
-      <w:r>
-        <w:rPr>
-          <w:rStyle w:val="NormalTok"/>
-        </w:rPr>
-        <w:t xml:space="preserve">}</w:t>
-      </w:r>
-      <w:r>
-        <w:br/>
-      </w:r>
-      <w:r>
-        <w:br/>
-      </w:r>
-      <w:r>
-        <w:rPr>
-          <w:rStyle w:val="KeywordTok"/>
-        </w:rPr>
-        <w:t xml:space="preserve">message</w:t>
-      </w:r>
-      <w:r>
-        <w:rPr>
-          <w:rStyle w:val="NormalTok"/>
-        </w:rPr>
-        <w:t xml:space="preserve"> EnrollResponse {</w:t>
-      </w:r>
-      <w:r>
-        <w:br/>
-      </w:r>
-      <w:r>
-        <w:rPr>
-          <w:rStyle w:val="NormalTok"/>
-        </w:rPr>
-        <w:t xml:space="preserve">  </w:t>
-      </w:r>
-      <w:r>
-        <w:rPr>
-          <w:rStyle w:val="DataTypeTok"/>
-        </w:rPr>
-        <w:t xml:space="preserve">string</w:t>
-      </w:r>
-      <w:r>
-        <w:rPr>
-          <w:rStyle w:val="NormalTok"/>
-        </w:rPr>
-        <w:t xml:space="preserve">      device_id   </w:t>
-      </w:r>
-      <w:r>
-        <w:rPr>
-          <w:rStyle w:val="OperatorTok"/>
-        </w:rPr>
-        <w:t xml:space="preserve">=</w:t>
-      </w:r>
-      <w:r>
-        <w:rPr>
-          <w:rStyle w:val="NormalTok"/>
-        </w:rPr>
-        <w:t xml:space="preserve"> </w:t>
-      </w:r>
-      <w:r>
-        <w:rPr>
-          <w:rStyle w:val="DecValTok"/>
-        </w:rPr>
-        <w:t xml:space="preserve">1</w:t>
-      </w:r>
-      <w:r>
-        <w:rPr>
-          <w:rStyle w:val="NormalTok"/>
-        </w:rPr>
-        <w:t xml:space="preserve">;</w:t>
-      </w:r>
-      <w:r>
-        <w:br/>
-      </w:r>
-      <w:r>
-        <w:rPr>
-          <w:rStyle w:val="NormalTok"/>
-        </w:rPr>
-        <w:t xml:space="preserve">  </w:t>
-      </w:r>
-      <w:r>
-        <w:rPr>
-          <w:rStyle w:val="DataTypeTok"/>
-        </w:rPr>
-        <w:t xml:space="preserve">string</w:t>
-      </w:r>
-      <w:r>
-        <w:rPr>
-          <w:rStyle w:val="NormalTok"/>
-        </w:rPr>
-        <w:t xml:space="preserve">      overlay_ip  </w:t>
-      </w:r>
-      <w:r>
-        <w:rPr>
-          <w:rStyle w:val="OperatorTok"/>
-        </w:rPr>
-        <w:t xml:space="preserve">=</w:t>
-      </w:r>
-      <w:r>
-        <w:rPr>
-          <w:rStyle w:val="NormalTok"/>
-        </w:rPr>
-        <w:t xml:space="preserve"> </w:t>
-      </w:r>
-      <w:r>
-        <w:rPr>
-          <w:rStyle w:val="DecValTok"/>
-        </w:rPr>
-        <w:t xml:space="preserve">2</w:t>
-      </w:r>
-      <w:r>
-        <w:rPr>
-          <w:rStyle w:val="NormalTok"/>
-        </w:rPr>
-        <w:t xml:space="preserve">;  </w:t>
-      </w:r>
-      <w:r>
-        <w:rPr>
-          <w:rStyle w:val="CommentTok"/>
-        </w:rPr>
-        <w:t xml:space="preserve">// e.g. "fd7a:helix:1::2"</w:t>
-      </w:r>
-      <w:r>
-        <w:br/>
-      </w:r>
-      <w:r>
-        <w:rPr>
-          <w:rStyle w:val="NormalTok"/>
-        </w:rPr>
-        <w:t xml:space="preserve">  </w:t>
-      </w:r>
-      <w:r>
-        <w:rPr>
-          <w:rStyle w:val="DataTypeTok"/>
-        </w:rPr>
-        <w:t xml:space="preserve">bytes</w:t>
-      </w:r>
-      <w:r>
-        <w:rPr>
-          <w:rStyle w:val="NormalTok"/>
-        </w:rPr>
-        <w:t xml:space="preserve">       device_cert </w:t>
-      </w:r>
-      <w:r>
-        <w:rPr>
-          <w:rStyle w:val="OperatorTok"/>
-        </w:rPr>
-        <w:t xml:space="preserve">=</w:t>
-      </w:r>
-      <w:r>
-        <w:rPr>
-          <w:rStyle w:val="NormalTok"/>
-        </w:rPr>
-        <w:t xml:space="preserve"> </w:t>
-      </w:r>
-      <w:r>
-        <w:rPr>
-          <w:rStyle w:val="DecValTok"/>
-        </w:rPr>
-        <w:t xml:space="preserve">3</w:t>
-      </w:r>
-      <w:r>
-        <w:rPr>
-          <w:rStyle w:val="NormalTok"/>
-        </w:rPr>
-        <w:t xml:space="preserve">;  </w:t>
-      </w:r>
-      <w:r>
-        <w:rPr>
-          <w:rStyle w:val="CommentTok"/>
-        </w:rPr>
-        <w:t xml:space="preserve">// X.509 leaf, signed by tenant CA, not_after = now+24h</w:t>
-      </w:r>
-      <w:r>
-        <w:br/>
-      </w:r>
-      <w:r>
-        <w:rPr>
-          <w:rStyle w:val="NormalTok"/>
-        </w:rPr>
-        <w:t xml:space="preserve">  </w:t>
-      </w:r>
-      <w:r>
-        <w:rPr>
-          <w:rStyle w:val="KeywordTok"/>
-        </w:rPr>
-        <w:t xml:space="preserve">repeated</w:t>
-      </w:r>
-      <w:r>
-        <w:rPr>
-          <w:rStyle w:val="NormalTok"/>
-        </w:rPr>
-        <w:t xml:space="preserve"> </w:t>
-      </w:r>
-      <w:r>
-        <w:rPr>
-          <w:rStyle w:val="DataTypeTok"/>
-        </w:rPr>
-        <w:t xml:space="preserve">bytes</w:t>
-      </w:r>
-      <w:r>
-        <w:rPr>
-          <w:rStyle w:val="NormalTok"/>
-        </w:rPr>
-        <w:t xml:space="preserve"> ca_chain </w:t>
-      </w:r>
-      <w:r>
-        <w:rPr>
-          <w:rStyle w:val="OperatorTok"/>
-        </w:rPr>
-        <w:t xml:space="preserve">=</w:t>
-      </w:r>
-      <w:r>
-        <w:rPr>
-          <w:rStyle w:val="NormalTok"/>
-        </w:rPr>
-        <w:t xml:space="preserve"> </w:t>
-      </w:r>
-      <w:r>
-        <w:rPr>
-          <w:rStyle w:val="DecValTok"/>
-        </w:rPr>
-        <w:t xml:space="preserve">4</w:t>
-      </w:r>
-      <w:r>
-        <w:rPr>
-          <w:rStyle w:val="NormalTok"/>
-        </w:rPr>
-        <w:t xml:space="preserve">;  </w:t>
-      </w:r>
-      <w:r>
-        <w:rPr>
-          <w:rStyle w:val="CommentTok"/>
-        </w:rPr>
-        <w:t xml:space="preserve">// tenant CA (+ intermediate if used) for pinning</w:t>
-      </w:r>
-      <w:r>
-        <w:br/>
-      </w:r>
-      <w:r>
-        <w:rPr>
-          <w:rStyle w:val="NormalTok"/>
-        </w:rPr>
-        <w:t xml:space="preserve">  GatewayInfo gateway     </w:t>
-      </w:r>
-      <w:r>
-        <w:rPr>
-          <w:rStyle w:val="OperatorTok"/>
-        </w:rPr>
-        <w:t xml:space="preserve">=</w:t>
-      </w:r>
-      <w:r>
-        <w:rPr>
-          <w:rStyle w:val="NormalTok"/>
-        </w:rPr>
-        <w:t xml:space="preserve"> </w:t>
-      </w:r>
-      <w:r>
-        <w:rPr>
-          <w:rStyle w:val="DecValTok"/>
-        </w:rPr>
-        <w:t xml:space="preserve">5</w:t>
-      </w:r>
-      <w:r>
-        <w:rPr>
-          <w:rStyle w:val="NormalTok"/>
-        </w:rPr>
-        <w:t xml:space="preserve">;</w:t>
-      </w:r>
-      <w:r>
-        <w:br/>
-      </w:r>
-      <w:r>
-        <w:rPr>
-          <w:rStyle w:val="NormalTok"/>
-        </w:rPr>
-        <w:t xml:space="preserve">  </w:t>
-      </w:r>
-      <w:r>
-        <w:rPr>
-          <w:rStyle w:val="DataTypeTok"/>
-        </w:rPr>
-        <w:t xml:space="preserve">uint32</w:t>
-      </w:r>
-      <w:r>
-        <w:rPr>
-          <w:rStyle w:val="NormalTok"/>
-        </w:rPr>
-        <w:t xml:space="preserve">      cert_ttl_s  </w:t>
-      </w:r>
-      <w:r>
-        <w:rPr>
-          <w:rStyle w:val="OperatorTok"/>
-        </w:rPr>
-        <w:t xml:space="preserve">=</w:t>
-      </w:r>
-      <w:r>
-        <w:rPr>
-          <w:rStyle w:val="NormalTok"/>
-        </w:rPr>
-        <w:t xml:space="preserve"> </w:t>
-      </w:r>
-      <w:r>
-        <w:rPr>
-          <w:rStyle w:val="DecValTok"/>
-        </w:rPr>
-        <w:t xml:space="preserve">6</w:t>
-      </w:r>
-      <w:r>
-        <w:rPr>
-          <w:rStyle w:val="NormalTok"/>
-        </w:rPr>
-        <w:t xml:space="preserve">;  </w:t>
-      </w:r>
-      <w:r>
-        <w:rPr>
-          <w:rStyle w:val="CommentTok"/>
-        </w:rPr>
-        <w:t xml:space="preserve">// renew-before window hint for the core</w:t>
-      </w:r>
-      <w:r>
-        <w:br/>
-      </w:r>
-      <w:r>
-        <w:rPr>
-          <w:rStyle w:val="NormalTok"/>
-        </w:rPr>
-        <w:t xml:space="preserve">}</w:t>
-      </w:r>
-    </w:p>
-    <w:bookmarkEnd w:id="21"/>
-    <w:bookmarkStart w:id="22" w:name="X45dccfef5de4452a9c1df2659328e73202004f0"/>
-    <w:p>
-      <w:pPr>
-        <w:pStyle w:val="Heading3"/>
-      </w:pPr>
-      <w:r>
-        <w:t xml:space="preserve">3.3 Device-side key handling (Rust skeleton,</w:t>
-      </w:r>
-      <w:r>
-        <w:t xml:space="preserve"> </w:t>
-      </w:r>
-      <w:r>
-        <w:rPr>
-          <w:rStyle w:val="VerbatimChar"/>
-        </w:rPr>
-        <w:t xml:space="preserve">helix-core</w:t>
-      </w:r>
-      <w:r>
-        <w:t xml:space="preserve">)</w:t>
-      </w:r>
-    </w:p>
-    <w:p>
-      <w:pPr>
-        <w:pStyle w:val="FirstParagraph"/>
-      </w:pPr>
-      <w:r>
-        <w:t xml:space="preserve">The device generates</w:t>
-      </w:r>
-      <w:r>
-        <w:t xml:space="preserve"> </w:t>
-      </w:r>
-      <w:r>
-        <w:rPr>
-          <w:b/>
-          <w:bCs/>
-        </w:rPr>
-        <w:t xml:space="preserve">two</w:t>
-      </w:r>
-      <w:r>
-        <w:t xml:space="preserve"> </w:t>
-      </w:r>
-      <w:r>
-        <w:t xml:space="preserve">keypairs locally: the long-lived</w:t>
-      </w:r>
-      <w:r>
-        <w:t xml:space="preserve"> </w:t>
-      </w:r>
-      <w:r>
-        <w:rPr>
-          <w:b/>
-          <w:bCs/>
-        </w:rPr>
-        <w:t xml:space="preserve">WG static key</w:t>
-      </w:r>
-      <w:r>
-        <w:t xml:space="preserve"> </w:t>
-      </w:r>
-      <w:r>
-        <w:t xml:space="preserve">(X25519) and a</w:t>
-      </w:r>
-      <w:r>
-        <w:t xml:space="preserve"> </w:t>
-      </w:r>
-      <w:r>
-        <w:t xml:space="preserve">short-lived</w:t>
-      </w:r>
-      <w:r>
-        <w:t xml:space="preserve"> </w:t>
-      </w:r>
-      <w:r>
-        <w:rPr>
-          <w:b/>
-          <w:bCs/>
-        </w:rPr>
-        <w:t xml:space="preserve">control-channel leaf key</w:t>
-      </w:r>
-      <w:r>
-        <w:t xml:space="preserve"> </w:t>
-      </w:r>
-      <w:r>
-        <w:t xml:space="preserve">(Ed25519). Only public material crosses the wire.</w:t>
-      </w:r>
-    </w:p>
-    <w:p>
-      <w:pPr>
-        <w:pStyle w:val="SourceCode"/>
-      </w:pPr>
-      <w:r>
-        <w:rPr>
-          <w:rStyle w:val="CommentTok"/>
-        </w:rPr>
-        <w:t xml:space="preserve">// helix-core/crates/helix-pki/src/enroll.rs  (skeleton — contract, not full impl)</w:t>
-      </w:r>
-      <w:r>
-        <w:br/>
-      </w:r>
-      <w:r>
-        <w:rPr>
-          <w:rStyle w:val="KeywordTok"/>
-        </w:rPr>
-        <w:t xml:space="preserve">pub</w:t>
-      </w:r>
-      <w:r>
-        <w:rPr>
-          <w:rStyle w:val="NormalTok"/>
-        </w:rPr>
-        <w:t xml:space="preserve"> </w:t>
-      </w:r>
-      <w:r>
-        <w:rPr>
-          <w:rStyle w:val="KeywordTok"/>
-        </w:rPr>
-        <w:t xml:space="preserve">struct</w:t>
-      </w:r>
-      <w:r>
-        <w:rPr>
-          <w:rStyle w:val="NormalTok"/>
-        </w:rPr>
-        <w:t xml:space="preserve"> EnrolledIdentity </w:t>
-      </w:r>
-      <w:r>
-        <w:rPr>
-          <w:rStyle w:val="OperatorTok"/>
-        </w:rPr>
-        <w:t xml:space="preserve">{</w:t>
-      </w:r>
-      <w:r>
-        <w:br/>
-      </w:r>
-      <w:r>
-        <w:rPr>
-          <w:rStyle w:val="NormalTok"/>
-        </w:rPr>
-        <w:t xml:space="preserve">    </w:t>
-      </w:r>
-      <w:r>
-        <w:rPr>
-          <w:rStyle w:val="KeywordTok"/>
-        </w:rPr>
-        <w:t xml:space="preserve">pub</w:t>
-      </w:r>
-      <w:r>
-        <w:rPr>
-          <w:rStyle w:val="NormalTok"/>
-        </w:rPr>
-        <w:t xml:space="preserve"> device_id</w:t>
-      </w:r>
-      <w:r>
-        <w:rPr>
-          <w:rStyle w:val="OperatorTok"/>
-        </w:rPr>
-        <w:t xml:space="preserve">:</w:t>
-      </w:r>
-      <w:r>
-        <w:rPr>
-          <w:rStyle w:val="NormalTok"/>
-        </w:rPr>
-        <w:t xml:space="preserve">  </w:t>
-      </w:r>
-      <w:r>
-        <w:rPr>
-          <w:rStyle w:val="DataTypeTok"/>
-        </w:rPr>
-        <w:t xml:space="preserve">String</w:t>
-      </w:r>
-      <w:r>
-        <w:rPr>
-          <w:rStyle w:val="OperatorTok"/>
-        </w:rPr>
-        <w:t xml:space="preserve">,</w:t>
-      </w:r>
-      <w:r>
-        <w:br/>
-      </w:r>
-      <w:r>
-        <w:rPr>
-          <w:rStyle w:val="NormalTok"/>
-        </w:rPr>
-        <w:t xml:space="preserve">    </w:t>
-      </w:r>
-      <w:r>
-        <w:rPr>
-          <w:rStyle w:val="KeywordTok"/>
-        </w:rPr>
-        <w:t xml:space="preserve">pub</w:t>
-      </w:r>
-      <w:r>
-        <w:rPr>
-          <w:rStyle w:val="NormalTok"/>
-        </w:rPr>
-        <w:t xml:space="preserve"> overlay_ip</w:t>
-      </w:r>
-      <w:r>
-        <w:rPr>
-          <w:rStyle w:val="OperatorTok"/>
-        </w:rPr>
-        <w:t xml:space="preserve">:</w:t>
-      </w:r>
-      <w:r>
-        <w:rPr>
-          <w:rStyle w:val="NormalTok"/>
-        </w:rPr>
-        <w:t xml:space="preserve"> IpAddr</w:t>
-      </w:r>
-      <w:r>
-        <w:rPr>
-          <w:rStyle w:val="OperatorTok"/>
-        </w:rPr>
-        <w:t xml:space="preserve">,</w:t>
-      </w:r>
-      <w:r>
-        <w:br/>
-      </w:r>
-      <w:r>
-        <w:rPr>
-          <w:rStyle w:val="NormalTok"/>
-        </w:rPr>
-        <w:t xml:space="preserve">    </w:t>
-      </w:r>
-      <w:r>
-        <w:rPr>
-          <w:rStyle w:val="KeywordTok"/>
-        </w:rPr>
-        <w:t xml:space="preserve">pub</w:t>
-      </w:r>
-      <w:r>
-        <w:rPr>
-          <w:rStyle w:val="NormalTok"/>
-        </w:rPr>
-        <w:t xml:space="preserve"> wg_secret</w:t>
-      </w:r>
-      <w:r>
-        <w:rPr>
-          <w:rStyle w:val="OperatorTok"/>
-        </w:rPr>
-        <w:t xml:space="preserve">:</w:t>
-      </w:r>
-      <w:r>
-        <w:rPr>
-          <w:rStyle w:val="NormalTok"/>
-        </w:rPr>
-        <w:t xml:space="preserve">  StaticSecret</w:t>
-      </w:r>
-      <w:r>
-        <w:rPr>
-          <w:rStyle w:val="OperatorTok"/>
-        </w:rPr>
-        <w:t xml:space="preserve">,</w:t>
-      </w:r>
-      <w:r>
-        <w:rPr>
-          <w:rStyle w:val="NormalTok"/>
-        </w:rPr>
-        <w:t xml:space="preserve">   </w:t>
-      </w:r>
-      <w:r>
-        <w:rPr>
-          <w:rStyle w:val="CommentTok"/>
-        </w:rPr>
-        <w:t xml:space="preserve">// X25519 private — sealed in OS keystore, never serialised out</w:t>
-      </w:r>
-      <w:r>
-        <w:br/>
-      </w:r>
-      <w:r>
-        <w:rPr>
-          <w:rStyle w:val="NormalTok"/>
-        </w:rPr>
-        <w:t xml:space="preserve">    </w:t>
-      </w:r>
-      <w:r>
-        <w:rPr>
-          <w:rStyle w:val="KeywordTok"/>
-        </w:rPr>
-        <w:t xml:space="preserve">pub</w:t>
-      </w:r>
-      <w:r>
-        <w:rPr>
-          <w:rStyle w:val="NormalTok"/>
-        </w:rPr>
-        <w:t xml:space="preserve"> cert_der</w:t>
-      </w:r>
-      <w:r>
-        <w:rPr>
-          <w:rStyle w:val="OperatorTok"/>
-        </w:rPr>
-        <w:t xml:space="preserve">:</w:t>
-      </w:r>
-      <w:r>
-        <w:rPr>
-          <w:rStyle w:val="NormalTok"/>
-        </w:rPr>
-        <w:t xml:space="preserve">   </w:t>
-      </w:r>
-      <w:r>
-        <w:rPr>
-          <w:rStyle w:val="DataTypeTok"/>
-        </w:rPr>
-        <w:t xml:space="preserve">Vec</w:t>
-      </w:r>
-      <w:r>
-        <w:rPr>
-          <w:rStyle w:val="OperatorTok"/>
-        </w:rPr>
-        <w:t xml:space="preserve">&lt;</w:t>
-      </w:r>
-      <w:r>
-        <w:rPr>
-          <w:rStyle w:val="DataTypeTok"/>
-        </w:rPr>
-        <w:t xml:space="preserve">u8</w:t>
-      </w:r>
-      <w:r>
-        <w:rPr>
-          <w:rStyle w:val="OperatorTok"/>
-        </w:rPr>
-        <w:t xml:space="preserve">&gt;,</w:t>
-      </w:r>
-      <w:r>
-        <w:rPr>
-          <w:rStyle w:val="NormalTok"/>
-        </w:rPr>
-        <w:t xml:space="preserve">        </w:t>
-      </w:r>
-      <w:r>
-        <w:rPr>
-          <w:rStyle w:val="CommentTok"/>
-        </w:rPr>
-        <w:t xml:space="preserve">// current device cert (mTLS leaf)</w:t>
-      </w:r>
-      <w:r>
-        <w:br/>
-      </w:r>
-      <w:r>
-        <w:rPr>
-          <w:rStyle w:val="NormalTok"/>
-        </w:rPr>
-        <w:t xml:space="preserve">    </w:t>
-      </w:r>
-      <w:r>
-        <w:rPr>
-          <w:rStyle w:val="KeywordTok"/>
-        </w:rPr>
-        <w:t xml:space="preserve">pub</w:t>
-      </w:r>
-      <w:r>
-        <w:rPr>
-          <w:rStyle w:val="NormalTok"/>
-        </w:rPr>
-        <w:t xml:space="preserve"> cert_key</w:t>
-      </w:r>
-      <w:r>
-        <w:rPr>
-          <w:rStyle w:val="OperatorTok"/>
-        </w:rPr>
-        <w:t xml:space="preserve">:</w:t>
-      </w:r>
-      <w:r>
-        <w:rPr>
-          <w:rStyle w:val="NormalTok"/>
-        </w:rPr>
-        <w:t xml:space="preserve">   SigningKey</w:t>
-      </w:r>
-      <w:r>
-        <w:rPr>
-          <w:rStyle w:val="OperatorTok"/>
-        </w:rPr>
-        <w:t xml:space="preserve">,</w:t>
-      </w:r>
-      <w:r>
-        <w:rPr>
-          <w:rStyle w:val="NormalTok"/>
-        </w:rPr>
-        <w:t xml:space="preserve">     </w:t>
-      </w:r>
-      <w:r>
-        <w:rPr>
-          <w:rStyle w:val="CommentTok"/>
-        </w:rPr>
-        <w:t xml:space="preserve">// Ed25519 leaf private — also sealed in keystore</w:t>
-      </w:r>
-      <w:r>
-        <w:br/>
-      </w:r>
-      <w:r>
-        <w:rPr>
-          <w:rStyle w:val="NormalTok"/>
-        </w:rPr>
-        <w:t xml:space="preserve">    </w:t>
-      </w:r>
-      <w:r>
-        <w:rPr>
-          <w:rStyle w:val="KeywordTok"/>
-        </w:rPr>
-        <w:t xml:space="preserve">pub</w:t>
-      </w:r>
-      <w:r>
-        <w:rPr>
-          <w:rStyle w:val="NormalTok"/>
-        </w:rPr>
-        <w:t xml:space="preserve"> ca_chain</w:t>
-      </w:r>
-      <w:r>
-        <w:rPr>
-          <w:rStyle w:val="OperatorTok"/>
-        </w:rPr>
-        <w:t xml:space="preserve">:</w:t>
-      </w:r>
-      <w:r>
-        <w:rPr>
-          <w:rStyle w:val="NormalTok"/>
-        </w:rPr>
-        <w:t xml:space="preserve">   </w:t>
-      </w:r>
-      <w:r>
-        <w:rPr>
-          <w:rStyle w:val="DataTypeTok"/>
-        </w:rPr>
-        <w:t xml:space="preserve">Vec</w:t>
-      </w:r>
-      <w:r>
-        <w:rPr>
-          <w:rStyle w:val="OperatorTok"/>
-        </w:rPr>
-        <w:t xml:space="preserve">&lt;</w:t>
-      </w:r>
-      <w:r>
-        <w:rPr>
-          <w:rStyle w:val="DataTypeTok"/>
-        </w:rPr>
-        <w:t xml:space="preserve">Vec</w:t>
-      </w:r>
-      <w:r>
-        <w:rPr>
-          <w:rStyle w:val="OperatorTok"/>
-        </w:rPr>
-        <w:t xml:space="preserve">&lt;</w:t>
-      </w:r>
-      <w:r>
-        <w:rPr>
-          <w:rStyle w:val="DataTypeTok"/>
-        </w:rPr>
-        <w:t xml:space="preserve">u8</w:t>
-      </w:r>
-      <w:r>
-        <w:rPr>
-          <w:rStyle w:val="OperatorTok"/>
-        </w:rPr>
-        <w:t xml:space="preserve">&gt;&gt;,</w:t>
-      </w:r>
-      <w:r>
-        <w:rPr>
-          <w:rStyle w:val="NormalTok"/>
-        </w:rPr>
-        <w:t xml:space="preserve">   </w:t>
-      </w:r>
-      <w:r>
-        <w:rPr>
-          <w:rStyle w:val="CommentTok"/>
-        </w:rPr>
-        <w:t xml:space="preserve">// for pinning the control channel</w:t>
-      </w:r>
-      <w:r>
-        <w:br/>
-      </w:r>
-      <w:r>
-        <w:rPr>
-          <w:rStyle w:val="NormalTok"/>
-        </w:rPr>
-        <w:t xml:space="preserve">    </w:t>
-      </w:r>
-      <w:r>
-        <w:rPr>
-          <w:rStyle w:val="KeywordTok"/>
-        </w:rPr>
-        <w:t xml:space="preserve">pub</w:t>
-      </w:r>
-      <w:r>
-        <w:rPr>
-          <w:rStyle w:val="NormalTok"/>
-        </w:rPr>
-        <w:t xml:space="preserve"> renew_at</w:t>
-      </w:r>
-      <w:r>
-        <w:rPr>
-          <w:rStyle w:val="OperatorTok"/>
-        </w:rPr>
-        <w:t xml:space="preserve">:</w:t>
-      </w:r>
-      <w:r>
-        <w:rPr>
-          <w:rStyle w:val="NormalTok"/>
-        </w:rPr>
-        <w:t xml:space="preserve">   SystemTime</w:t>
-      </w:r>
-      <w:r>
-        <w:rPr>
-          <w:rStyle w:val="OperatorTok"/>
-        </w:rPr>
-        <w:t xml:space="preserve">,</w:t>
-      </w:r>
-      <w:r>
-        <w:rPr>
-          <w:rStyle w:val="NormalTok"/>
-        </w:rPr>
-        <w:t xml:space="preserve">     </w:t>
-      </w:r>
-      <w:r>
-        <w:rPr>
-          <w:rStyle w:val="CommentTok"/>
-        </w:rPr>
-        <w:t xml:space="preserve">// = not_after - renewSkew (renewSkew = max(1h, 0.2×TTL), §4.5)</w:t>
-      </w:r>
-      <w:r>
-        <w:br/>
-      </w:r>
-      <w:r>
-        <w:rPr>
-          <w:rStyle w:val="OperatorTok"/>
-        </w:rPr>
-        <w:t xml:space="preserve">}</w:t>
-      </w:r>
-      <w:r>
-        <w:br/>
-      </w:r>
-      <w:r>
-        <w:br/>
-      </w:r>
-      <w:r>
-        <w:rPr>
-          <w:rStyle w:val="KeywordTok"/>
-        </w:rPr>
-        <w:t xml:space="preserve">pub</w:t>
-      </w:r>
-      <w:r>
-        <w:rPr>
-          <w:rStyle w:val="NormalTok"/>
-        </w:rPr>
-        <w:t xml:space="preserve"> </w:t>
-      </w:r>
-      <w:r>
-        <w:rPr>
-          <w:rStyle w:val="KeywordTok"/>
-        </w:rPr>
-        <w:t xml:space="preserve">trait</w:t>
-      </w:r>
-      <w:r>
-        <w:rPr>
-          <w:rStyle w:val="NormalTok"/>
-        </w:rPr>
-        <w:t xml:space="preserve"> Enroller </w:t>
-      </w:r>
-      <w:r>
-        <w:rPr>
-          <w:rStyle w:val="OperatorTok"/>
-        </w:rPr>
-        <w:t xml:space="preserve">{</w:t>
-      </w:r>
-      <w:r>
-        <w:br/>
-      </w:r>
-      <w:r>
-        <w:rPr>
-          <w:rStyle w:val="NormalTok"/>
-        </w:rPr>
-        <w:t xml:space="preserve">    </w:t>
-      </w:r>
-      <w:r>
-        <w:rPr>
-          <w:rStyle w:val="CommentTok"/>
-        </w:rPr>
-        <w:t xml:space="preserve">/// Generates WG + leaf keypairs locally, builds a CSR, calls Coordinator.Enroll,</w:t>
-      </w:r>
-      <w:r>
-        <w:br/>
-      </w:r>
-      <w:r>
-        <w:rPr>
-          <w:rStyle w:val="NormalTok"/>
-        </w:rPr>
-        <w:t xml:space="preserve">    </w:t>
-      </w:r>
-      <w:r>
-        <w:rPr>
-          <w:rStyle w:val="CommentTok"/>
-        </w:rPr>
-        <w:t xml:space="preserve">/// and persists the result in the platform keystore via `KeyStore`.</w:t>
-      </w:r>
-      <w:r>
-        <w:br/>
-      </w:r>
-      <w:r>
-        <w:rPr>
-          <w:rStyle w:val="NormalTok"/>
-        </w:rPr>
-        <w:t xml:space="preserve">    </w:t>
-      </w:r>
-      <w:r>
-        <w:rPr>
-          <w:rStyle w:val="CommentTok"/>
-        </w:rPr>
-        <w:t xml:space="preserve">/// PRECONDITION/POSTCONDITION (S2): no private key is ever returned by value to FFI,</w:t>
-      </w:r>
-      <w:r>
-        <w:br/>
-      </w:r>
-      <w:r>
-        <w:rPr>
-          <w:rStyle w:val="NormalTok"/>
-        </w:rPr>
-        <w:t xml:space="preserve">    </w:t>
-      </w:r>
-      <w:r>
-        <w:rPr>
-          <w:rStyle w:val="CommentTok"/>
-        </w:rPr>
-        <w:t xml:space="preserve">/// logged, or written outside the sealed keystore.</w:t>
-      </w:r>
-      <w:r>
-        <w:br/>
-      </w:r>
-      <w:r>
-        <w:rPr>
-          <w:rStyle w:val="NormalTok"/>
-        </w:rPr>
-        <w:t xml:space="preserve">    </w:t>
-      </w:r>
-      <w:r>
-        <w:rPr>
-          <w:rStyle w:val="KeywordTok"/>
-        </w:rPr>
-        <w:t xml:space="preserve">fn</w:t>
-      </w:r>
-      <w:r>
-        <w:rPr>
-          <w:rStyle w:val="NormalTok"/>
-        </w:rPr>
-        <w:t xml:space="preserve"> enroll(</w:t>
-      </w:r>
-      <w:r>
-        <w:rPr>
-          <w:rStyle w:val="OperatorTok"/>
-        </w:rPr>
-        <w:t xml:space="preserve">&amp;</w:t>
-      </w:r>
-      <w:r>
-        <w:rPr>
-          <w:rStyle w:val="KeywordTok"/>
-        </w:rPr>
-        <w:t xml:space="preserve">self</w:t>
-      </w:r>
-      <w:r>
-        <w:rPr>
-          <w:rStyle w:val="OperatorTok"/>
-        </w:rPr>
-        <w:t xml:space="preserve">,</w:t>
-      </w:r>
-      <w:r>
-        <w:rPr>
-          <w:rStyle w:val="NormalTok"/>
-        </w:rPr>
-        <w:t xml:space="preserve"> token</w:t>
-      </w:r>
-      <w:r>
-        <w:rPr>
-          <w:rStyle w:val="OperatorTok"/>
-        </w:rPr>
-        <w:t xml:space="preserve">:</w:t>
-      </w:r>
-      <w:r>
-        <w:rPr>
-          <w:rStyle w:val="NormalTok"/>
-        </w:rPr>
-        <w:t xml:space="preserve"> </w:t>
-      </w:r>
-      <w:r>
-        <w:rPr>
-          <w:rStyle w:val="OperatorTok"/>
-        </w:rPr>
-        <w:t xml:space="preserve">&amp;</w:t>
-      </w:r>
-      <w:r>
-        <w:rPr>
-          <w:rStyle w:val="DataTypeTok"/>
-        </w:rPr>
-        <w:t xml:space="preserve">str</w:t>
-      </w:r>
-      <w:r>
-        <w:rPr>
-          <w:rStyle w:val="OperatorTok"/>
-        </w:rPr>
-        <w:t xml:space="preserve">,</w:t>
-      </w:r>
-      <w:r>
-        <w:rPr>
-          <w:rStyle w:val="NormalTok"/>
-        </w:rPr>
-        <w:t xml:space="preserve"> kind</w:t>
-      </w:r>
-      <w:r>
-        <w:rPr>
-          <w:rStyle w:val="OperatorTok"/>
-        </w:rPr>
-        <w:t xml:space="preserve">:</w:t>
-      </w:r>
-      <w:r>
-        <w:rPr>
-          <w:rStyle w:val="NormalTok"/>
-        </w:rPr>
-        <w:t xml:space="preserve"> DeviceKind</w:t>
-      </w:r>
-      <w:r>
-        <w:rPr>
-          <w:rStyle w:val="OperatorTok"/>
-        </w:rPr>
-        <w:t xml:space="preserve">,</w:t>
-      </w:r>
-      <w:r>
-        <w:rPr>
-          <w:rStyle w:val="NormalTok"/>
-        </w:rPr>
-        <w:t xml:space="preserve"> ks</w:t>
-      </w:r>
-      <w:r>
-        <w:rPr>
-          <w:rStyle w:val="OperatorTok"/>
-        </w:rPr>
-        <w:t xml:space="preserve">:</w:t>
-      </w:r>
-      <w:r>
-        <w:rPr>
-          <w:rStyle w:val="NormalTok"/>
-        </w:rPr>
-        <w:t xml:space="preserve"> </w:t>
-      </w:r>
-      <w:r>
-        <w:rPr>
-          <w:rStyle w:val="OperatorTok"/>
-        </w:rPr>
-        <w:t xml:space="preserve">&amp;</w:t>
-      </w:r>
-      <w:r>
-        <w:rPr>
-          <w:rStyle w:val="KeywordTok"/>
-        </w:rPr>
-        <w:t xml:space="preserve">dyn</w:t>
-      </w:r>
-      <w:r>
-        <w:rPr>
-          <w:rStyle w:val="NormalTok"/>
-        </w:rPr>
-        <w:t xml:space="preserve"> KeyStore)</w:t>
-      </w:r>
-      <w:r>
-        <w:br/>
-      </w:r>
-      <w:r>
-        <w:rPr>
-          <w:rStyle w:val="NormalTok"/>
-        </w:rPr>
-        <w:t xml:space="preserve">        </w:t>
-      </w:r>
-      <w:r>
-        <w:rPr>
-          <w:rStyle w:val="OperatorTok"/>
-        </w:rPr>
-        <w:t xml:space="preserve">-&gt;</w:t>
-      </w:r>
-      <w:r>
-        <w:rPr>
-          <w:rStyle w:val="NormalTok"/>
-        </w:rPr>
-        <w:t xml:space="preserve"> </w:t>
-      </w:r>
-      <w:r>
-        <w:rPr>
-          <w:rStyle w:val="DataTypeTok"/>
-        </w:rPr>
-        <w:t xml:space="preserve">Result</w:t>
-      </w:r>
-      <w:r>
-        <w:rPr>
-          <w:rStyle w:val="OperatorTok"/>
-        </w:rPr>
-        <w:t xml:space="preserve">&lt;</w:t>
-      </w:r>
-      <w:r>
-        <w:rPr>
-          <w:rStyle w:val="NormalTok"/>
-        </w:rPr>
-        <w:t xml:space="preserve">EnrolledIdentity</w:t>
-      </w:r>
-      <w:r>
-        <w:rPr>
-          <w:rStyle w:val="OperatorTok"/>
-        </w:rPr>
-        <w:t xml:space="preserve">,</w:t>
-      </w:r>
-      <w:r>
-        <w:rPr>
-          <w:rStyle w:val="NormalTok"/>
-        </w:rPr>
-        <w:t xml:space="preserve"> EnrollError</w:t>
-      </w:r>
-      <w:r>
-        <w:rPr>
-          <w:rStyle w:val="OperatorTok"/>
-        </w:rPr>
-        <w:t xml:space="preserve">&gt;;</w:t>
-      </w:r>
-      <w:r>
-        <w:br/>
-      </w:r>
-      <w:r>
-        <w:rPr>
-          <w:rStyle w:val="OperatorTok"/>
-        </w:rPr>
-        <w:t xml:space="preserve">}</w:t>
-      </w:r>
-      <w:r>
-        <w:br/>
-      </w:r>
-      <w:r>
-        <w:br/>
-      </w:r>
-      <w:r>
-        <w:rPr>
-          <w:rStyle w:val="CommentTok"/>
-        </w:rPr>
-        <w:t xml:space="preserve">/// Platform-backed secret storage. Implemented per shim (doc 06):</w:t>
-      </w:r>
-      <w:r>
-        <w:br/>
-      </w:r>
-      <w:r>
-        <w:rPr>
-          <w:rStyle w:val="CommentTok"/>
-        </w:rPr>
-        <w:t xml:space="preserve">/// iOS/macOS Keychain (Secure Enclave where present), Android Keystore (StrongBox),</w:t>
-      </w:r>
-      <w:r>
-        <w:br/>
-      </w:r>
-      <w:r>
-        <w:rPr>
-          <w:rStyle w:val="CommentTok"/>
-        </w:rPr>
-        <w:t xml:space="preserve">/// Windows DPAPI/TPM, Linux libsecret/TPM2. Software fallback only with a logged warning.</w:t>
-      </w:r>
-      <w:r>
-        <w:br/>
-      </w:r>
-      <w:r>
-        <w:rPr>
-          <w:rStyle w:val="KeywordTok"/>
-        </w:rPr>
-        <w:t xml:space="preserve">pub</w:t>
-      </w:r>
-      <w:r>
-        <w:rPr>
-          <w:rStyle w:val="NormalTok"/>
-        </w:rPr>
-        <w:t xml:space="preserve"> </w:t>
-      </w:r>
-      <w:r>
-        <w:rPr>
-          <w:rStyle w:val="KeywordTok"/>
-        </w:rPr>
-        <w:t xml:space="preserve">trait</w:t>
-      </w:r>
-      <w:r>
-        <w:rPr>
-          <w:rStyle w:val="NormalTok"/>
-        </w:rPr>
-        <w:t xml:space="preserve"> KeyStore </w:t>
-      </w:r>
-      <w:r>
-        <w:rPr>
-          <w:rStyle w:val="OperatorTok"/>
-        </w:rPr>
-        <w:t xml:space="preserve">{</w:t>
-      </w:r>
-      <w:r>
-        <w:br/>
-      </w:r>
-      <w:r>
-        <w:rPr>
-          <w:rStyle w:val="NormalTok"/>
-        </w:rPr>
-        <w:t xml:space="preserve">    </w:t>
-      </w:r>
-      <w:r>
-        <w:rPr>
-          <w:rStyle w:val="KeywordTok"/>
-        </w:rPr>
-        <w:t xml:space="preserve">fn</w:t>
-      </w:r>
-      <w:r>
-        <w:rPr>
-          <w:rStyle w:val="NormalTok"/>
-        </w:rPr>
-        <w:t xml:space="preserve"> seal(</w:t>
-      </w:r>
-      <w:r>
-        <w:rPr>
-          <w:rStyle w:val="OperatorTok"/>
-        </w:rPr>
-        <w:t xml:space="preserve">&amp;</w:t>
-      </w:r>
-      <w:r>
-        <w:rPr>
-          <w:rStyle w:val="KeywordTok"/>
-        </w:rPr>
-        <w:t xml:space="preserve">self</w:t>
-      </w:r>
-      <w:r>
-        <w:rPr>
-          <w:rStyle w:val="OperatorTok"/>
-        </w:rPr>
-        <w:t xml:space="preserve">,</w:t>
-      </w:r>
-      <w:r>
-        <w:rPr>
-          <w:rStyle w:val="NormalTok"/>
-        </w:rPr>
-        <w:t xml:space="preserve"> label</w:t>
-      </w:r>
-      <w:r>
-        <w:rPr>
-          <w:rStyle w:val="OperatorTok"/>
-        </w:rPr>
-        <w:t xml:space="preserve">:</w:t>
-      </w:r>
-      <w:r>
-        <w:rPr>
-          <w:rStyle w:val="NormalTok"/>
-        </w:rPr>
-        <w:t xml:space="preserve"> </w:t>
-      </w:r>
-      <w:r>
-        <w:rPr>
-          <w:rStyle w:val="OperatorTok"/>
-        </w:rPr>
-        <w:t xml:space="preserve">&amp;</w:t>
-      </w:r>
-      <w:r>
-        <w:rPr>
-          <w:rStyle w:val="DataTypeTok"/>
-        </w:rPr>
-        <w:t xml:space="preserve">str</w:t>
-      </w:r>
-      <w:r>
-        <w:rPr>
-          <w:rStyle w:val="OperatorTok"/>
-        </w:rPr>
-        <w:t xml:space="preserve">,</w:t>
-      </w:r>
-      <w:r>
-        <w:rPr>
-          <w:rStyle w:val="NormalTok"/>
-        </w:rPr>
-        <w:t xml:space="preserve"> secret</w:t>
-      </w:r>
-      <w:r>
-        <w:rPr>
-          <w:rStyle w:val="OperatorTok"/>
-        </w:rPr>
-        <w:t xml:space="preserve">:</w:t>
-      </w:r>
-      <w:r>
-        <w:rPr>
-          <w:rStyle w:val="NormalTok"/>
-        </w:rPr>
-        <w:t xml:space="preserve"> </w:t>
-      </w:r>
-      <w:r>
-        <w:rPr>
-          <w:rStyle w:val="OperatorTok"/>
-        </w:rPr>
-        <w:t xml:space="preserve">&amp;</w:t>
-      </w:r>
-      <w:r>
-        <w:rPr>
-          <w:rStyle w:val="NormalTok"/>
-        </w:rPr>
-        <w:t xml:space="preserve">[</w:t>
-      </w:r>
-      <w:r>
-        <w:rPr>
-          <w:rStyle w:val="DataTypeTok"/>
-        </w:rPr>
-        <w:t xml:space="preserve">u8</w:t>
-      </w:r>
-      <w:r>
-        <w:rPr>
-          <w:rStyle w:val="NormalTok"/>
-        </w:rPr>
-        <w:t xml:space="preserve">]) </w:t>
-      </w:r>
-      <w:r>
-        <w:rPr>
-          <w:rStyle w:val="OperatorTok"/>
-        </w:rPr>
-        <w:t xml:space="preserve">-&gt;</w:t>
-      </w:r>
-      <w:r>
-        <w:rPr>
-          <w:rStyle w:val="NormalTok"/>
-        </w:rPr>
-        <w:t xml:space="preserve"> </w:t>
-      </w:r>
-      <w:r>
-        <w:rPr>
-          <w:rStyle w:val="DataTypeTok"/>
-        </w:rPr>
-        <w:t xml:space="preserve">Result</w:t>
-      </w:r>
-      <w:r>
-        <w:rPr>
-          <w:rStyle w:val="OperatorTok"/>
-        </w:rPr>
-        <w:t xml:space="preserve">&lt;</w:t>
-      </w:r>
-      <w:r>
-        <w:rPr>
-          <w:rStyle w:val="NormalTok"/>
-        </w:rPr>
-        <w:t xml:space="preserve">()</w:t>
-      </w:r>
-      <w:r>
-        <w:rPr>
-          <w:rStyle w:val="OperatorTok"/>
-        </w:rPr>
-        <w:t xml:space="preserve">,</w:t>
-      </w:r>
-      <w:r>
-        <w:rPr>
-          <w:rStyle w:val="NormalTok"/>
-        </w:rPr>
-        <w:t xml:space="preserve"> KeyStoreError</w:t>
-      </w:r>
-      <w:r>
-        <w:rPr>
-          <w:rStyle w:val="OperatorTok"/>
-        </w:rPr>
-        <w:t xml:space="preserve">&gt;;</w:t>
-      </w:r>
-      <w:r>
-        <w:br/>
-      </w:r>
-      <w:r>
-        <w:rPr>
-          <w:rStyle w:val="NormalTok"/>
-        </w:rPr>
-        <w:t xml:space="preserve">    </w:t>
-      </w:r>
-      <w:r>
-        <w:rPr>
-          <w:rStyle w:val="KeywordTok"/>
-        </w:rPr>
-        <w:t xml:space="preserve">fn</w:t>
-      </w:r>
-      <w:r>
-        <w:rPr>
-          <w:rStyle w:val="NormalTok"/>
-        </w:rPr>
-        <w:t xml:space="preserve"> open(</w:t>
-      </w:r>
-      <w:r>
-        <w:rPr>
-          <w:rStyle w:val="OperatorTok"/>
-        </w:rPr>
-        <w:t xml:space="preserve">&amp;</w:t>
-      </w:r>
-      <w:r>
-        <w:rPr>
-          <w:rStyle w:val="KeywordTok"/>
-        </w:rPr>
-        <w:t xml:space="preserve">self</w:t>
-      </w:r>
-      <w:r>
-        <w:rPr>
-          <w:rStyle w:val="OperatorTok"/>
-        </w:rPr>
-        <w:t xml:space="preserve">,</w:t>
-      </w:r>
-      <w:r>
-        <w:rPr>
-          <w:rStyle w:val="NormalTok"/>
-        </w:rPr>
-        <w:t xml:space="preserve"> label</w:t>
-      </w:r>
-      <w:r>
-        <w:rPr>
-          <w:rStyle w:val="OperatorTok"/>
-        </w:rPr>
-        <w:t xml:space="preserve">:</w:t>
-      </w:r>
-      <w:r>
-        <w:rPr>
-          <w:rStyle w:val="NormalTok"/>
-        </w:rPr>
-        <w:t xml:space="preserve"> </w:t>
-      </w:r>
-      <w:r>
-        <w:rPr>
-          <w:rStyle w:val="OperatorTok"/>
-        </w:rPr>
-        <w:t xml:space="preserve">&amp;</w:t>
-      </w:r>
-      <w:r>
-        <w:rPr>
-          <w:rStyle w:val="DataTypeTok"/>
-        </w:rPr>
-        <w:t xml:space="preserve">str</w:t>
-      </w:r>
-      <w:r>
-        <w:rPr>
-          <w:rStyle w:val="NormalTok"/>
-        </w:rPr>
-        <w:t xml:space="preserve">) </w:t>
-      </w:r>
-      <w:r>
-        <w:rPr>
-          <w:rStyle w:val="OperatorTok"/>
-        </w:rPr>
-        <w:t xml:space="preserve">-&gt;</w:t>
-      </w:r>
-      <w:r>
-        <w:rPr>
-          <w:rStyle w:val="NormalTok"/>
-        </w:rPr>
-        <w:t xml:space="preserve"> </w:t>
-      </w:r>
-      <w:r>
-        <w:rPr>
-          <w:rStyle w:val="DataTypeTok"/>
-        </w:rPr>
-        <w:t xml:space="preserve">Result</w:t>
-      </w:r>
-      <w:r>
-        <w:rPr>
-          <w:rStyle w:val="OperatorTok"/>
-        </w:rPr>
-        <w:t xml:space="preserve">&lt;</w:t>
-      </w:r>
-      <w:r>
-        <w:rPr>
-          <w:rStyle w:val="NormalTok"/>
-        </w:rPr>
-        <w:t xml:space="preserve">Zeroizing</w:t>
-      </w:r>
-      <w:r>
-        <w:rPr>
-          <w:rStyle w:val="OperatorTok"/>
-        </w:rPr>
-        <w:t xml:space="preserve">&lt;</w:t>
-      </w:r>
-      <w:r>
-        <w:rPr>
-          <w:rStyle w:val="DataTypeTok"/>
-        </w:rPr>
-        <w:t xml:space="preserve">Vec</w:t>
-      </w:r>
-      <w:r>
-        <w:rPr>
-          <w:rStyle w:val="OperatorTok"/>
-        </w:rPr>
-        <w:t xml:space="preserve">&lt;</w:t>
-      </w:r>
-      <w:r>
-        <w:rPr>
-          <w:rStyle w:val="DataTypeTok"/>
-        </w:rPr>
-        <w:t xml:space="preserve">u8</w:t>
-      </w:r>
-      <w:r>
-        <w:rPr>
-          <w:rStyle w:val="OperatorTok"/>
-        </w:rPr>
-        <w:t xml:space="preserve">&gt;&gt;,</w:t>
-      </w:r>
-      <w:r>
-        <w:rPr>
-          <w:rStyle w:val="NormalTok"/>
-        </w:rPr>
-        <w:t xml:space="preserve"> KeyStoreError</w:t>
-      </w:r>
-      <w:r>
-        <w:rPr>
-          <w:rStyle w:val="OperatorTok"/>
-        </w:rPr>
-        <w:t xml:space="preserve">&gt;;</w:t>
-      </w:r>
-      <w:r>
-        <w:br/>
-      </w:r>
-      <w:r>
-        <w:rPr>
-          <w:rStyle w:val="NormalTok"/>
-        </w:rPr>
-        <w:t xml:space="preserve">    </w:t>
-      </w:r>
-      <w:r>
-        <w:rPr>
-          <w:rStyle w:val="KeywordTok"/>
-        </w:rPr>
-        <w:t xml:space="preserve">fn</w:t>
-      </w:r>
-      <w:r>
-        <w:rPr>
-          <w:rStyle w:val="NormalTok"/>
-        </w:rPr>
-        <w:t xml:space="preserve"> wipe(</w:t>
-      </w:r>
-      <w:r>
-        <w:rPr>
-          <w:rStyle w:val="OperatorTok"/>
-        </w:rPr>
-        <w:t xml:space="preserve">&amp;</w:t>
-      </w:r>
-      <w:r>
-        <w:rPr>
-          <w:rStyle w:val="KeywordTok"/>
-        </w:rPr>
-        <w:t xml:space="preserve">self</w:t>
-      </w:r>
-      <w:r>
-        <w:rPr>
-          <w:rStyle w:val="OperatorTok"/>
-        </w:rPr>
-        <w:t xml:space="preserve">,</w:t>
-      </w:r>
-      <w:r>
-        <w:rPr>
-          <w:rStyle w:val="NormalTok"/>
-        </w:rPr>
-        <w:t xml:space="preserve"> label</w:t>
-      </w:r>
-      <w:r>
-        <w:rPr>
-          <w:rStyle w:val="OperatorTok"/>
-        </w:rPr>
-        <w:t xml:space="preserve">:</w:t>
-      </w:r>
-      <w:r>
-        <w:rPr>
-          <w:rStyle w:val="NormalTok"/>
-        </w:rPr>
-        <w:t xml:space="preserve"> </w:t>
-      </w:r>
-      <w:r>
-        <w:rPr>
-          <w:rStyle w:val="OperatorTok"/>
-        </w:rPr>
-        <w:t xml:space="preserve">&amp;</w:t>
-      </w:r>
-      <w:r>
-        <w:rPr>
-          <w:rStyle w:val="DataTypeTok"/>
-        </w:rPr>
-        <w:t xml:space="preserve">str</w:t>
-      </w:r>
-      <w:r>
-        <w:rPr>
-          <w:rStyle w:val="NormalTok"/>
-        </w:rPr>
-        <w:t xml:space="preserve">) </w:t>
-      </w:r>
-      <w:r>
-        <w:rPr>
-          <w:rStyle w:val="OperatorTok"/>
-        </w:rPr>
-        <w:t xml:space="preserve">-&gt;</w:t>
-      </w:r>
-      <w:r>
-        <w:rPr>
-          <w:rStyle w:val="NormalTok"/>
-        </w:rPr>
-        <w:t xml:space="preserve"> </w:t>
-      </w:r>
-      <w:r>
-        <w:rPr>
-          <w:rStyle w:val="DataTypeTok"/>
-        </w:rPr>
-        <w:t xml:space="preserve">Result</w:t>
-      </w:r>
-      <w:r>
-        <w:rPr>
-          <w:rStyle w:val="OperatorTok"/>
-        </w:rPr>
-        <w:t xml:space="preserve">&lt;</w:t>
-      </w:r>
-      <w:r>
-        <w:rPr>
-          <w:rStyle w:val="NormalTok"/>
-        </w:rPr>
-        <w:t xml:space="preserve">()</w:t>
-      </w:r>
-      <w:r>
-        <w:rPr>
-          <w:rStyle w:val="OperatorTok"/>
-        </w:rPr>
-        <w:t xml:space="preserve">,</w:t>
-      </w:r>
-      <w:r>
-        <w:rPr>
-          <w:rStyle w:val="NormalTok"/>
-        </w:rPr>
-        <w:t xml:space="preserve"> KeyStoreError</w:t>
-      </w:r>
-      <w:r>
-        <w:rPr>
-          <w:rStyle w:val="OperatorTok"/>
-        </w:rPr>
-        <w:t xml:space="preserve">&gt;;</w:t>
-      </w:r>
-      <w:r>
-        <w:br/>
-      </w:r>
-      <w:r>
-        <w:rPr>
-          <w:rStyle w:val="OperatorTok"/>
-        </w:rPr>
-        <w:t xml:space="preserve">}</w:t>
-      </w:r>
-    </w:p>
-    <w:p>
-      <w:pPr>
         <w:pStyle w:val="FirstParagraph"/>
       </w:pPr>
       <w:r>
@@ -6216,8 +6286,8 @@
         <w:t xml:space="preserve">material — a device-key extraction must defeat the OS keystore, not read a Dart string.</w:t>
       </w:r>
     </w:p>
-    <w:bookmarkEnd w:id="22"/>
-    <w:bookmarkStart w:id="23" w:name="X9174d3c77b694ff37428706d63a7e58899589b7"/>
+    <w:bookmarkEnd w:id="28"/>
+    <w:bookmarkStart w:id="29" w:name="X9174d3c77b694ff37428706d63a7e58899589b7"/>
     <w:p>
       <w:pPr>
         <w:pStyle w:val="Heading3"/>
@@ -6422,8 +6492,8 @@
         <w:t xml:space="preserve">public key across devices.</w:t>
       </w:r>
     </w:p>
-    <w:bookmarkEnd w:id="23"/>
-    <w:bookmarkStart w:id="24" w:name="X6d0c57c0fc4d5c096e88342a2a10f1d19676017"/>
+    <w:bookmarkEnd w:id="29"/>
+    <w:bookmarkStart w:id="30" w:name="X6d0c57c0fc4d5c096e88342a2a10f1d19676017"/>
     <w:p>
       <w:pPr>
         <w:pStyle w:val="Heading3"/>
@@ -6496,9 +6566,9 @@
         </w:pict>
       </w:r>
     </w:p>
-    <w:bookmarkEnd w:id="24"/>
-    <w:bookmarkEnd w:id="25"/>
-    <w:bookmarkStart w:id="33" w:name="X3e3b6c84cb7a9d6a96d1aa93c7606cfb1e99ab5"/>
+    <w:bookmarkEnd w:id="30"/>
+    <w:bookmarkEnd w:id="31"/>
+    <w:bookmarkStart w:id="48" w:name="X3e3b6c84cb7a9d6a96d1aa93c7606cfb1e99ab5"/>
     <w:p>
       <w:pPr>
         <w:pStyle w:val="Heading2"/>
@@ -6507,7 +6577,7 @@
         <w:t xml:space="preserve">4. PKI — key hierarchy, certificate lifecycle, rotation, revocation</w:t>
       </w:r>
     </w:p>
-    <w:bookmarkStart w:id="26" w:name="Xda0a6e3e4728dffb7451de7f9177bf284b3e415"/>
+    <w:bookmarkStart w:id="35" w:name="Xda0a6e3e4728dffb7451de7f9177bf284b3e415"/>
     <w:p>
       <w:pPr>
         <w:pStyle w:val="Heading3"/>
@@ -6521,11 +6591,46 @@
         <w:pStyle w:val="FirstParagraph"/>
       </w:pPr>
       <w:r>
-        <w:rPr>
-          <w:b/>
-          <w:bCs/>
-        </w:rPr>
-        <w:t xml:space="preserve">[MERMAID RENDER FAILED — block #3]</w:t>
+        <w:drawing>
+          <wp:inline>
+            <wp:extent cx="5334000" cy="5370409"/>
+            <wp:effectExtent b="0" l="0" r="0" t="0"/>
+            <wp:docPr descr="diagram" title="" id="33" name="Picture"/>
+            <a:graphic>
+              <a:graphicData uri="http://schemas.openxmlformats.org/drawingml/2006/picture">
+                <pic:pic>
+                  <pic:nvPicPr>
+                    <pic:cNvPr descr="/tmp/.private/milosvasic/tmp.BKqNMP8CQO/img/diagram_003_0d8ee2e2fea3.png" id="34" name="Picture"/>
+                    <pic:cNvPicPr>
+                      <a:picLocks noChangeArrowheads="1" noChangeAspect="1"/>
+                    </pic:cNvPicPr>
+                  </pic:nvPicPr>
+                  <pic:blipFill>
+                    <a:blip r:embed="rId32"/>
+                    <a:stretch>
+                      <a:fillRect/>
+                    </a:stretch>
+                  </pic:blipFill>
+                  <pic:spPr bwMode="auto">
+                    <a:xfrm>
+                      <a:off x="0" y="0"/>
+                      <a:ext cx="5334000" cy="5370409"/>
+                    </a:xfrm>
+                    <a:prstGeom prst="rect">
+                      <a:avLst/>
+                    </a:prstGeom>
+                    <a:noFill/>
+                    <a:ln w="9525">
+                      <a:noFill/>
+                      <a:headEnd/>
+                      <a:tailEnd/>
+                    </a:ln>
+                  </pic:spPr>
+                </pic:pic>
+              </a:graphicData>
+            </a:graphic>
+          </wp:inline>
+        </w:drawing>
       </w:r>
     </w:p>
     <w:p>
@@ -6721,8 +6826,8 @@
         <w:t xml:space="preserve">. Per-session, never persisted.</w:t>
       </w:r>
     </w:p>
-    <w:bookmarkEnd w:id="26"/>
-    <w:bookmarkStart w:id="27" w:name="X4eac345ac6faed9d94cd105a877feebc89f7d23"/>
+    <w:bookmarkEnd w:id="35"/>
+    <w:bookmarkStart w:id="36" w:name="X4eac345ac6faed9d94cd105a877feebc89f7d23"/>
     <w:p>
       <w:pPr>
         <w:pStyle w:val="Heading3"/>
@@ -7228,8 +7333,8 @@
         <w:t xml:space="preserve">without changing the wire format.</w:t>
       </w:r>
     </w:p>
-    <w:bookmarkEnd w:id="27"/>
-    <w:bookmarkStart w:id="28" w:name="X6738e13db398338b671c4d7b90039b1a40efa04"/>
+    <w:bookmarkEnd w:id="36"/>
+    <w:bookmarkStart w:id="37" w:name="X6738e13db398338b671c4d7b90039b1a40efa04"/>
     <w:p>
       <w:pPr>
         <w:pStyle w:val="Heading3"/>
@@ -7772,8 +7877,8 @@
         <w:t xml:space="preserve">server side [04_ARCH §7, research-pki_pq_nat].</w:t>
       </w:r>
     </w:p>
-    <w:bookmarkEnd w:id="28"/>
-    <w:bookmarkStart w:id="29" w:name="Xac418b0a995a625bf850f47bddff6371ec32dad"/>
+    <w:bookmarkEnd w:id="37"/>
+    <w:bookmarkStart w:id="41" w:name="Xac418b0a995a625bf850f47bddff6371ec32dad"/>
     <w:p>
       <w:pPr>
         <w:pStyle w:val="Heading3"/>
@@ -7787,15 +7892,50 @@
         <w:pStyle w:val="FirstParagraph"/>
       </w:pPr>
       <w:r>
-        <w:rPr>
-          <w:b/>
-          <w:bCs/>
-        </w:rPr>
-        <w:t xml:space="preserve">[MERMAID RENDER FAILED — block #4]</w:t>
+        <w:drawing>
+          <wp:inline>
+            <wp:extent cx="5334000" cy="6599464"/>
+            <wp:effectExtent b="0" l="0" r="0" t="0"/>
+            <wp:docPr descr="diagram" title="" id="39" name="Picture"/>
+            <a:graphic>
+              <a:graphicData uri="http://schemas.openxmlformats.org/drawingml/2006/picture">
+                <pic:pic>
+                  <pic:nvPicPr>
+                    <pic:cNvPr descr="/tmp/.private/milosvasic/tmp.BKqNMP8CQO/img/diagram_004_b7adaa6f0c87.png" id="40" name="Picture"/>
+                    <pic:cNvPicPr>
+                      <a:picLocks noChangeArrowheads="1" noChangeAspect="1"/>
+                    </pic:cNvPicPr>
+                  </pic:nvPicPr>
+                  <pic:blipFill>
+                    <a:blip r:embed="rId38"/>
+                    <a:stretch>
+                      <a:fillRect/>
+                    </a:stretch>
+                  </pic:blipFill>
+                  <pic:spPr bwMode="auto">
+                    <a:xfrm>
+                      <a:off x="0" y="0"/>
+                      <a:ext cx="5334000" cy="6599464"/>
+                    </a:xfrm>
+                    <a:prstGeom prst="rect">
+                      <a:avLst/>
+                    </a:prstGeom>
+                    <a:noFill/>
+                    <a:ln w="9525">
+                      <a:noFill/>
+                      <a:headEnd/>
+                      <a:tailEnd/>
+                    </a:ln>
+                  </pic:spPr>
+                </pic:pic>
+              </a:graphicData>
+            </a:graphic>
+          </wp:inline>
+        </w:drawing>
       </w:r>
     </w:p>
-    <w:bookmarkEnd w:id="29"/>
-    <w:bookmarkStart w:id="30" w:name="X79d1b271dfe0543dbc38c0ab77cb46f7ce2699a"/>
+    <w:bookmarkEnd w:id="41"/>
+    <w:bookmarkStart w:id="42" w:name="X79d1b271dfe0543dbc38c0ab77cb46f7ce2699a"/>
     <w:p>
       <w:pPr>
         <w:pStyle w:val="Heading3"/>
@@ -8069,8 +8209,8 @@
         <w:t xml:space="preserve">rotated on every WG rekey interval (§9) — ephemeral, never persisted.</w:t>
       </w:r>
     </w:p>
-    <w:bookmarkEnd w:id="30"/>
-    <w:bookmarkStart w:id="31" w:name="X4bc4d05f8b2ea3c0e8a986ecb413d69b8b78028"/>
+    <w:bookmarkEnd w:id="42"/>
+    <w:bookmarkStart w:id="46" w:name="X4bc4d05f8b2ea3c0e8a986ecb413d69b8b78028"/>
     <w:p>
       <w:pPr>
         <w:pStyle w:val="Heading3"/>
@@ -8113,11 +8253,46 @@
         <w:pStyle w:val="BodyText"/>
       </w:pPr>
       <w:r>
-        <w:rPr>
-          <w:b/>
-          <w:bCs/>
-        </w:rPr>
-        <w:t xml:space="preserve">[MERMAID RENDER FAILED — block #5]</w:t>
+        <w:drawing>
+          <wp:inline>
+            <wp:extent cx="5334000" cy="1347107"/>
+            <wp:effectExtent b="0" l="0" r="0" t="0"/>
+            <wp:docPr descr="diagram" title="" id="44" name="Picture"/>
+            <a:graphic>
+              <a:graphicData uri="http://schemas.openxmlformats.org/drawingml/2006/picture">
+                <pic:pic>
+                  <pic:nvPicPr>
+                    <pic:cNvPr descr="/tmp/.private/milosvasic/tmp.BKqNMP8CQO/img/diagram_005_9416a39b2ee9.png" id="45" name="Picture"/>
+                    <pic:cNvPicPr>
+                      <a:picLocks noChangeArrowheads="1" noChangeAspect="1"/>
+                    </pic:cNvPicPr>
+                  </pic:nvPicPr>
+                  <pic:blipFill>
+                    <a:blip r:embed="rId43"/>
+                    <a:stretch>
+                      <a:fillRect/>
+                    </a:stretch>
+                  </pic:blipFill>
+                  <pic:spPr bwMode="auto">
+                    <a:xfrm>
+                      <a:off x="0" y="0"/>
+                      <a:ext cx="5334000" cy="1347107"/>
+                    </a:xfrm>
+                    <a:prstGeom prst="rect">
+                      <a:avLst/>
+                    </a:prstGeom>
+                    <a:noFill/>
+                    <a:ln w="9525">
+                      <a:noFill/>
+                      <a:headEnd/>
+                      <a:tailEnd/>
+                    </a:ln>
+                  </pic:spPr>
+                </pic:pic>
+              </a:graphicData>
+            </a:graphic>
+          </wp:inline>
+        </w:drawing>
       </w:r>
     </w:p>
     <w:p>
@@ -8316,8 +8491,8 @@
         <w:t xml:space="preserve">-- revocation = UPDATE device_certs SET revoked=true WHERE device_id=$1; (covered by the index flip)</w:t>
       </w:r>
     </w:p>
-    <w:bookmarkEnd w:id="31"/>
-    <w:bookmarkStart w:id="32" w:name="X0f7d5ad4e578abff1493756733aaaa18c91f0b3"/>
+    <w:bookmarkEnd w:id="46"/>
+    <w:bookmarkStart w:id="47" w:name="X0f7d5ad4e578abff1493756733aaaa18c91f0b3"/>
     <w:p>
       <w:pPr>
         <w:pStyle w:val="Heading3"/>
@@ -9223,9 +9398,9 @@
         </w:pict>
       </w:r>
     </w:p>
-    <w:bookmarkEnd w:id="32"/>
-    <w:bookmarkEnd w:id="33"/>
-    <w:bookmarkStart w:id="38" w:name="X82702e9a54737c65664aa2cd9674b5477ea22bd"/>
+    <w:bookmarkEnd w:id="47"/>
+    <w:bookmarkEnd w:id="48"/>
+    <w:bookmarkStart w:id="53" w:name="X82702e9a54737c65664aa2cd9674b5477ea22bd"/>
     <w:p>
       <w:pPr>
         <w:pStyle w:val="Heading2"/>
@@ -9264,7 +9439,7 @@
         <w:t xml:space="preserve">hardened [04_ARCH §7, §4.7].</w:t>
       </w:r>
     </w:p>
-    <w:bookmarkStart w:id="34" w:name="Xaf3e3c50f2acc17d780299052c57035c13ea350"/>
+    <w:bookmarkStart w:id="49" w:name="Xaf3e3c50f2acc17d780299052c57035c13ea350"/>
     <w:p>
       <w:pPr>
         <w:pStyle w:val="Heading3"/>
@@ -9812,8 +9987,8 @@
         <w:t xml:space="preserve">multi-user.target</w:t>
       </w:r>
     </w:p>
-    <w:bookmarkEnd w:id="34"/>
-    <w:bookmarkStart w:id="35" w:name="Xaf31b82d9f55230585762a226819a60123b5ff1"/>
+    <w:bookmarkEnd w:id="49"/>
+    <w:bookmarkStart w:id="50" w:name="Xaf31b82d9f55230585762a226819a60123b5ff1"/>
     <w:p>
       <w:pPr>
         <w:pStyle w:val="Heading3"/>
@@ -10721,8 +10896,8 @@
         <w:t xml:space="preserve"># explicitly absent: execve, ptrace, mount, setuid, kexec_load, init_module, bpf(write)</w:t>
       </w:r>
     </w:p>
-    <w:bookmarkEnd w:id="35"/>
-    <w:bookmarkStart w:id="36" w:name="X266a1f161c695bb42cdb9518be9abd90e4f05e7"/>
+    <w:bookmarkEnd w:id="50"/>
+    <w:bookmarkStart w:id="51" w:name="X266a1f161c695bb42cdb9518be9abd90e4f05e7"/>
     <w:p>
       <w:pPr>
         <w:pStyle w:val="Heading3"/>
@@ -10843,8 +11018,8 @@
         <w:t xml:space="preserve">not augmented, by no-public-SSH + WireGuard-only management [04_ARCH §7 carry-forward].</w:t>
       </w:r>
     </w:p>
-    <w:bookmarkEnd w:id="36"/>
-    <w:bookmarkStart w:id="37" w:name="Xd283d3a3749d560df82908db3dd423f1c532179"/>
+    <w:bookmarkEnd w:id="51"/>
+    <w:bookmarkStart w:id="52" w:name="Xd283d3a3749d560df82908db3dd423f1c532179"/>
     <w:p>
       <w:pPr>
         <w:pStyle w:val="Heading3"/>
@@ -10950,9 +11125,9 @@
         </w:pict>
       </w:r>
     </w:p>
-    <w:bookmarkEnd w:id="37"/>
-    <w:bookmarkEnd w:id="38"/>
-    <w:bookmarkStart w:id="41" w:name="X6eae9047498ca90ec1f420057189be0c81f1547"/>
+    <w:bookmarkEnd w:id="52"/>
+    <w:bookmarkEnd w:id="53"/>
+    <w:bookmarkStart w:id="56" w:name="X6eae9047498ca90ec1f420057189be0c81f1547"/>
     <w:p>
       <w:pPr>
         <w:pStyle w:val="Heading2"/>
@@ -11004,7 +11179,7 @@
         <w:t xml:space="preserve">operator's good intentions [04_ARCH §7, 04_P1 §11.4].</w:t>
       </w:r>
     </w:p>
-    <w:bookmarkStart w:id="39" w:name="Xbbf2b1f52c8f51338f1bc19ab8a574ea40e0f3f"/>
+    <w:bookmarkStart w:id="54" w:name="Xbbf2b1f52c8f51338f1bc19ab8a574ea40e0f3f"/>
     <w:p>
       <w:pPr>
         <w:pStyle w:val="Heading3"/>
@@ -11288,8 +11463,8 @@
         <w:t xml:space="preserve">not per-packet) and carries no destination.</w:t>
       </w:r>
     </w:p>
-    <w:bookmarkEnd w:id="39"/>
-    <w:bookmarkStart w:id="40" w:name="Xd813f5a854f0cc9a39f581b490db7612e8c17bd"/>
+    <w:bookmarkEnd w:id="54"/>
+    <w:bookmarkStart w:id="55" w:name="Xd813f5a854f0cc9a39f581b490db7612e8c17bd"/>
     <w:p>
       <w:pPr>
         <w:pStyle w:val="Heading3"/>
@@ -12308,9 +12483,9 @@
         </w:pict>
       </w:r>
     </w:p>
-    <w:bookmarkEnd w:id="40"/>
-    <w:bookmarkEnd w:id="41"/>
-    <w:bookmarkStart w:id="42" w:name="Xfe543cb6949b36a9049c98fbc6cd9deb2379857"/>
+    <w:bookmarkEnd w:id="55"/>
+    <w:bookmarkEnd w:id="56"/>
+    <w:bookmarkStart w:id="57" w:name="Xfe543cb6949b36a9049c98fbc6cd9deb2379857"/>
     <w:p>
       <w:pPr>
         <w:pStyle w:val="Heading2"/>
@@ -13081,8 +13256,8 @@
         </w:pict>
       </w:r>
     </w:p>
-    <w:bookmarkEnd w:id="42"/>
-    <w:bookmarkStart w:id="47" w:name="X3a30ab07c75fa367838dde5d6fe78ad835c0a5f"/>
+    <w:bookmarkEnd w:id="57"/>
+    <w:bookmarkStart w:id="65" w:name="X3a30ab07c75fa367838dde5d6fe78ad835c0a5f"/>
     <w:p>
       <w:pPr>
         <w:pStyle w:val="Heading2"/>
@@ -13158,7 +13333,7 @@
         <w:t xml:space="preserve">of the state machine.</w:t>
       </w:r>
     </w:p>
-    <w:bookmarkStart w:id="43" w:name="X2d43c4138ce783b2f4c8780713be446173181b2"/>
+    <w:bookmarkStart w:id="61" w:name="X2d43c4138ce783b2f4c8780713be446173181b2"/>
     <w:p>
       <w:pPr>
         <w:pStyle w:val="Heading3"/>
@@ -13172,15 +13347,50 @@
         <w:pStyle w:val="FirstParagraph"/>
       </w:pPr>
       <w:r>
-        <w:rPr>
-          <w:b/>
-          <w:bCs/>
-        </w:rPr>
-        <w:t xml:space="preserve">[MERMAID RENDER FAILED — block #6]</w:t>
+        <w:drawing>
+          <wp:inline>
+            <wp:extent cx="5334000" cy="5680982"/>
+            <wp:effectExtent b="0" l="0" r="0" t="0"/>
+            <wp:docPr descr="diagram" title="" id="59" name="Picture"/>
+            <a:graphic>
+              <a:graphicData uri="http://schemas.openxmlformats.org/drawingml/2006/picture">
+                <pic:pic>
+                  <pic:nvPicPr>
+                    <pic:cNvPr descr="/tmp/.private/milosvasic/tmp.BKqNMP8CQO/img/diagram_006_5dcc2cb2d9f7.png" id="60" name="Picture"/>
+                    <pic:cNvPicPr>
+                      <a:picLocks noChangeArrowheads="1" noChangeAspect="1"/>
+                    </pic:cNvPicPr>
+                  </pic:nvPicPr>
+                  <pic:blipFill>
+                    <a:blip r:embed="rId58"/>
+                    <a:stretch>
+                      <a:fillRect/>
+                    </a:stretch>
+                  </pic:blipFill>
+                  <pic:spPr bwMode="auto">
+                    <a:xfrm>
+                      <a:off x="0" y="0"/>
+                      <a:ext cx="5334000" cy="5680982"/>
+                    </a:xfrm>
+                    <a:prstGeom prst="rect">
+                      <a:avLst/>
+                    </a:prstGeom>
+                    <a:noFill/>
+                    <a:ln w="9525">
+                      <a:noFill/>
+                      <a:headEnd/>
+                      <a:tailEnd/>
+                    </a:ln>
+                  </pic:spPr>
+                </pic:pic>
+              </a:graphicData>
+            </a:graphic>
+          </wp:inline>
+        </w:drawing>
       </w:r>
     </w:p>
-    <w:bookmarkEnd w:id="43"/>
-    <w:bookmarkStart w:id="44" w:name="X751a7403ed246ac17b3a554df010b13d0f15f04"/>
+    <w:bookmarkEnd w:id="61"/>
+    <w:bookmarkStart w:id="62" w:name="X751a7403ed246ac17b3a554df010b13d0f15f04"/>
     <w:p>
       <w:pPr>
         <w:pStyle w:val="Heading3"/>
@@ -13486,8 +13696,8 @@
         </w:tc>
       </w:tr>
     </w:tbl>
-    <w:bookmarkEnd w:id="44"/>
-    <w:bookmarkStart w:id="45" w:name="X36b18bcd557612161039d3a3625111a4186ba9f"/>
+    <w:bookmarkEnd w:id="62"/>
+    <w:bookmarkStart w:id="63" w:name="X36b18bcd557612161039d3a3625111a4186ba9f"/>
     <w:p>
       <w:pPr>
         <w:pStyle w:val="Heading3"/>
@@ -13672,8 +13882,8 @@
         <w:t xml:space="preserve">either routes ULA + blocks native v6 egress, or fully captures v6 — never a partial-capture leak.</w:t>
       </w:r>
     </w:p>
-    <w:bookmarkEnd w:id="45"/>
-    <w:bookmarkStart w:id="46" w:name="X6ae7209ec0ef01810d2a15fd659f735eaa97136"/>
+    <w:bookmarkEnd w:id="63"/>
+    <w:bookmarkStart w:id="64" w:name="X6ae7209ec0ef01810d2a15fd659f735eaa97136"/>
     <w:p>
       <w:pPr>
         <w:pStyle w:val="Heading3"/>
@@ -14913,9 +15123,9 @@
         </w:pict>
       </w:r>
     </w:p>
-    <w:bookmarkEnd w:id="46"/>
-    <w:bookmarkEnd w:id="47"/>
-    <w:bookmarkStart w:id="51" w:name="Xb3ee112b78606051cf1f8f84714d4c3bbedfc5b"/>
+    <w:bookmarkEnd w:id="64"/>
+    <w:bookmarkEnd w:id="65"/>
+    <w:bookmarkStart w:id="72" w:name="Xb3ee112b78606051cf1f8f84714d4c3bbedfc5b"/>
     <w:p>
       <w:pPr>
         <w:pStyle w:val="Heading2"/>
@@ -15003,7 +15213,7 @@
         <w:t xml:space="preserve">a post-quantum KEM and mixing it into the WG handshake [04_P2 §5, research-pki_pq_nat].</w:t>
       </w:r>
     </w:p>
-    <w:bookmarkStart w:id="48" w:name="Xaa3131faa906db812acf97ea8b4bb44dcd19bee"/>
+    <w:bookmarkStart w:id="69" w:name="Xaa3131faa906db812acf97ea8b4bb44dcd19bee"/>
     <w:p>
       <w:pPr>
         <w:pStyle w:val="Heading3"/>
@@ -15146,15 +15356,50 @@
         <w:pStyle w:val="BodyText"/>
       </w:pPr>
       <w:r>
-        <w:rPr>
-          <w:b/>
-          <w:bCs/>
-        </w:rPr>
-        <w:t xml:space="preserve">[MERMAID RENDER FAILED — block #7]</w:t>
+        <w:drawing>
+          <wp:inline>
+            <wp:extent cx="5334000" cy="3959678"/>
+            <wp:effectExtent b="0" l="0" r="0" t="0"/>
+            <wp:docPr descr="diagram" title="" id="67" name="Picture"/>
+            <a:graphic>
+              <a:graphicData uri="http://schemas.openxmlformats.org/drawingml/2006/picture">
+                <pic:pic>
+                  <pic:nvPicPr>
+                    <pic:cNvPr descr="/tmp/.private/milosvasic/tmp.BKqNMP8CQO/img/diagram_007_077c4d01abaa.png" id="68" name="Picture"/>
+                    <pic:cNvPicPr>
+                      <a:picLocks noChangeArrowheads="1" noChangeAspect="1"/>
+                    </pic:cNvPicPr>
+                  </pic:nvPicPr>
+                  <pic:blipFill>
+                    <a:blip r:embed="rId66"/>
+                    <a:stretch>
+                      <a:fillRect/>
+                    </a:stretch>
+                  </pic:blipFill>
+                  <pic:spPr bwMode="auto">
+                    <a:xfrm>
+                      <a:off x="0" y="0"/>
+                      <a:ext cx="5334000" cy="3959678"/>
+                    </a:xfrm>
+                    <a:prstGeom prst="rect">
+                      <a:avLst/>
+                    </a:prstGeom>
+                    <a:noFill/>
+                    <a:ln w="9525">
+                      <a:noFill/>
+                      <a:headEnd/>
+                      <a:tailEnd/>
+                    </a:ln>
+                  </pic:spPr>
+                </pic:pic>
+              </a:graphicData>
+            </a:graphic>
+          </wp:inline>
+        </w:drawing>
       </w:r>
     </w:p>
-    <w:bookmarkEnd w:id="48"/>
-    <w:bookmarkStart w:id="49" w:name="Xff2c72160dfd34fb0e10a088781c24ee82b7085"/>
+    <w:bookmarkEnd w:id="69"/>
+    <w:bookmarkStart w:id="70" w:name="Xff2c72160dfd34fb0e10a088781c24ee82b7085"/>
     <w:p>
       <w:pPr>
         <w:pStyle w:val="Heading3"/>
@@ -15510,8 +15755,8 @@
         </w:tc>
       </w:tr>
     </w:tbl>
-    <w:bookmarkEnd w:id="49"/>
-    <w:bookmarkStart w:id="50" w:name="X2ad7d16cbcf0c649c7ab8ffdf7a9152acec9b7a"/>
+    <w:bookmarkEnd w:id="70"/>
+    <w:bookmarkStart w:id="71" w:name="X2ad7d16cbcf0c649c7ab8ffdf7a9152acec9b7a"/>
     <w:p>
       <w:pPr>
         <w:pStyle w:val="Heading3"/>
@@ -16255,9 +16500,9 @@
         </w:pict>
       </w:r>
     </w:p>
-    <w:bookmarkEnd w:id="50"/>
-    <w:bookmarkEnd w:id="51"/>
-    <w:bookmarkStart w:id="52" w:name="Xfe2d4232268dc48a0924ef96c05cc7258313285"/>
+    <w:bookmarkEnd w:id="71"/>
+    <w:bookmarkEnd w:id="72"/>
+    <w:bookmarkStart w:id="73" w:name="Xfe2d4232268dc48a0924ef96c05cc7258313285"/>
     <w:p>
       <w:pPr>
         <w:pStyle w:val="Heading2"/>
@@ -17455,8 +17700,8 @@
         </w:pict>
       </w:r>
     </w:p>
-    <w:bookmarkEnd w:id="52"/>
-    <w:bookmarkStart w:id="53" w:name="X396df00a838ee62263cc649f0c7a1e1bf40c0c7"/>
+    <w:bookmarkEnd w:id="73"/>
+    <w:bookmarkStart w:id="74" w:name="X396df00a838ee62263cc649f0c7a1e1bf40c0c7"/>
     <w:p>
       <w:pPr>
         <w:pStyle w:val="Heading2"/>
@@ -17824,8 +18069,8 @@
         </w:pict>
       </w:r>
     </w:p>
-    <w:bookmarkEnd w:id="53"/>
-    <w:bookmarkStart w:id="58" w:name="X0cb5aa08e10f58af38b83a1c6082dfab8473743"/>
+    <w:bookmarkEnd w:id="74"/>
+    <w:bookmarkStart w:id="79" w:name="X0cb5aa08e10f58af38b83a1c6082dfab8473743"/>
     <w:p>
       <w:pPr>
         <w:pStyle w:val="Heading2"/>
@@ -17848,7 +18093,7 @@
         <w:t xml:space="preserve">every closure carries captured evidence (§11.4.5/.69/.107) and a paired §1.1 mutation.</w:t>
       </w:r>
     </w:p>
-    <w:bookmarkStart w:id="54" w:name="phase-0--spike-security-relevant-slices"/>
+    <w:bookmarkStart w:id="75" w:name="phase-0--spike-security-relevant-slices"/>
     <w:p>
       <w:pPr>
         <w:pStyle w:val="Heading3"/>
@@ -17913,8 +18158,8 @@
         <w:t xml:space="preserve">private byte crosses the FFI boundary or appears in any log (negative captured evidence).</w:t>
       </w:r>
     </w:p>
-    <w:bookmarkEnd w:id="54"/>
-    <w:bookmarkStart w:id="55" w:name="phase-1--mvp"/>
+    <w:bookmarkEnd w:id="75"/>
+    <w:bookmarkStart w:id="76" w:name="phase-1--mvp"/>
     <w:p>
       <w:pPr>
         <w:pStyle w:val="Heading3"/>
@@ -18611,8 +18856,8 @@
         <w:t xml:space="preserve">never prints secrets.</w:t>
       </w:r>
     </w:p>
-    <w:bookmarkEnd w:id="55"/>
-    <w:bookmarkStart w:id="56" w:name="phase-2--parity--hardening"/>
+    <w:bookmarkEnd w:id="76"/>
+    <w:bookmarkStart w:id="77" w:name="phase-2--parity--hardening"/>
     <w:p>
       <w:pPr>
         <w:pStyle w:val="Heading3"/>
@@ -18840,8 +19085,8 @@
         <w:t xml:space="preserve">cross-region revocation propagation &lt; 1 s over NATS (doc 09).</w:t>
       </w:r>
     </w:p>
-    <w:bookmarkEnd w:id="56"/>
-    <w:bookmarkStart w:id="57" w:name="phase-3--extended"/>
+    <w:bookmarkEnd w:id="77"/>
+    <w:bookmarkStart w:id="78" w:name="phase-3--extended"/>
     <w:p>
       <w:pPr>
         <w:pStyle w:val="Heading3"/>
@@ -18907,9 +19152,9 @@
         </w:pict>
       </w:r>
     </w:p>
-    <w:bookmarkEnd w:id="57"/>
-    <w:bookmarkEnd w:id="58"/>
-    <w:bookmarkStart w:id="59" w:name="X3ea6c17216b034fff6b83ee6cec1e9a882ad9cd"/>
+    <w:bookmarkEnd w:id="78"/>
+    <w:bookmarkEnd w:id="79"/>
+    <w:bookmarkStart w:id="80" w:name="X3ea6c17216b034fff6b83ee6cec1e9a882ad9cd"/>
     <w:p>
       <w:pPr>
         <w:pStyle w:val="Heading2"/>
@@ -19289,8 +19534,8 @@
         </w:pict>
       </w:r>
     </w:p>
-    <w:bookmarkEnd w:id="59"/>
-    <w:bookmarkStart w:id="60" w:name="sources-verified"/>
+    <w:bookmarkEnd w:id="80"/>
+    <w:bookmarkStart w:id="81" w:name="sources-verified"/>
     <w:p>
       <w:pPr>
         <w:pStyle w:val="Heading2"/>
@@ -19662,8 +19907,8 @@
         <w:t xml:space="preserve">refinement). §11.4.5/.69/.107 captured-evidence proofs enumerated in §13.</w:t>
       </w:r>
     </w:p>
-    <w:bookmarkEnd w:id="60"/>
-    <w:bookmarkEnd w:id="61"/>
+    <w:bookmarkEnd w:id="81"/>
+    <w:bookmarkEnd w:id="82"/>
     <w:sectPr>
       <w:footnotePr>
         <w:numRestart w:val="eachSect"/>
